--- a/Sprint20260921-20261002/HERO-68812_20261008_112534.docx
+++ b/Sprint20260921-20261002/HERO-68812_20261008_112534.docx
@@ -15,7 +15,7 @@
           <w:sz w:val="32"/>
           <w:u w:val="none"/>
         </w:rPr>
-        <w:t>HERO-68812 TMS2.0 - Display Existing Booking Time, Cover, Reservation Number in Reservation Alert Test Report</w:t>
+        <w:t>Reservation Alert Existing Booking Details Engineering Report</w:t>
       </w:r>
     </w:p>
     <w:p>
@@ -45,7 +45,7 @@
           <w:sz w:val="24"/>
           <w:u w:val="none"/>
         </w:rPr>
-        <w:t>1.Reservation Reminder Popup Display - Existing Booking Details</w:t>
+        <w:t>F1. New Booking Reservation Reminder</w:t>
       </w:r>
     </w:p>
     <w:p>
@@ -60,7 +60,7 @@
           <w:sz w:val="22"/>
           <w:u w:val="none"/>
         </w:rPr>
-        <w:t>1.1.Popup lists each existing reservation with booking time, cover count and confirmation number</w:t>
+        <w:t>F1.1. No Reminder for Empty Table</w:t>
       </w:r>
     </w:p>
     <w:p>
@@ -81,7 +81,7 @@
     <w:p>
       <w:pPr>
         <w:spacing w:before="0" w:after="40"/>
-        <w:ind w:left="360" w:hanging="240"/>
+        <w:ind w:left="1080" w:hanging="240"/>
       </w:pPr>
       <w:r>
         <w:rPr>
@@ -91,13 +91,13 @@
           <w:sz w:val="20"/>
           <w:u w:val="none"/>
         </w:rPr>
-        <w:t>1. TMS 2.0 is deployed and accessible.</w:t>
+        <w:t>1. One outlet, one date and one meal period are in use</w:t>
       </w:r>
     </w:p>
     <w:p>
       <w:pPr>
         <w:spacing w:before="0" w:after="40"/>
-        <w:ind w:left="360" w:hanging="240"/>
+        <w:ind w:left="1080" w:hanging="240"/>
       </w:pPr>
       <w:r>
         <w:rPr>
@@ -107,23 +107,7 @@
           <w:sz w:val="20"/>
           <w:u w:val="none"/>
         </w:rPr>
-        <w:t>2. One outlet, one date, and one meal period are prepared.</w:t>
-      </w:r>
-    </w:p>
-    <w:p>
-      <w:pPr>
-        <w:spacing w:before="0" w:after="40"/>
-        <w:ind w:left="360" w:hanging="240"/>
-      </w:pPr>
-      <w:r>
-        <w:rPr>
-          <w:rFonts w:ascii="Arial" w:hAnsi="Arial" w:eastAsia="Arial" w:cs="Arial"/>
-          <w:b w:val="0"/>
-          <w:color w:val="000000"/>
-          <w:sz w:val="20"/>
-          <w:u w:val="none"/>
-        </w:rPr>
-        <w:t>3. Table T1 has one normal upcoming reservation (not share table, not arrived, not completed, not no-show).</w:t>
+        <w:t>2. Table T10 has no reservations</w:t>
       </w:r>
     </w:p>
     <w:p>
@@ -144,7 +128,7 @@
     <w:p>
       <w:pPr>
         <w:spacing w:before="0" w:after="40"/>
-        <w:ind w:left="360" w:hanging="240"/>
+        <w:ind w:left="1080" w:hanging="240"/>
       </w:pPr>
       <w:r>
         <w:rPr>
@@ -154,13 +138,13 @@
           <w:sz w:val="20"/>
           <w:u w:val="none"/>
         </w:rPr>
-        <w:t>1. Start a new booking and select table T1 (which has an existing upcoming reservation).</w:t>
+        <w:t>1. Start a new booking in TMS</w:t>
       </w:r>
     </w:p>
     <w:p>
       <w:pPr>
         <w:spacing w:before="0" w:after="40"/>
-        <w:ind w:left="360" w:hanging="240"/>
+        <w:ind w:left="1080" w:hanging="240"/>
       </w:pPr>
       <w:r>
         <w:rPr>
@@ -170,39 +154,7 @@
           <w:sz w:val="20"/>
           <w:u w:val="none"/>
         </w:rPr>
-        <w:t>2. Observe the reservation reminder popup that appears.</w:t>
-      </w:r>
-    </w:p>
-    <w:p>
-      <w:pPr>
-        <w:spacing w:before="0" w:after="40"/>
-        <w:ind w:left="360" w:hanging="240"/>
-      </w:pPr>
-      <w:r>
-        <w:rPr>
-          <w:rFonts w:ascii="Arial" w:hAnsi="Arial" w:eastAsia="Arial" w:cs="Arial"/>
-          <w:b w:val="0"/>
-          <w:color w:val="000000"/>
-          <w:sz w:val="20"/>
-          <w:u w:val="none"/>
-        </w:rPr>
-        <w:t>3. Verify the popup lists the existing reservation with its booking time, cover count and confirmation number.</w:t>
-      </w:r>
-    </w:p>
-    <w:p>
-      <w:pPr>
-        <w:spacing w:before="0" w:after="40"/>
-        <w:ind w:left="360" w:hanging="240"/>
-      </w:pPr>
-      <w:r>
-        <w:rPr>
-          <w:rFonts w:ascii="Arial" w:hAnsi="Arial" w:eastAsia="Arial" w:cs="Arial"/>
-          <w:b w:val="0"/>
-          <w:color w:val="000000"/>
-          <w:sz w:val="20"/>
-          <w:u w:val="none"/>
-        </w:rPr>
-        <w:t>4. Verify all three values are shown together for the listed reservation.</w:t>
+        <w:t>2. Select table T10 and proceed with the booking</w:t>
       </w:r>
     </w:p>
     <w:p>
@@ -223,7 +175,7 @@
     <w:p>
       <w:pPr>
         <w:spacing w:before="0" w:after="40"/>
-        <w:ind w:left="360" w:hanging="240"/>
+        <w:ind w:left="1080" w:hanging="240"/>
       </w:pPr>
       <w:r>
         <w:rPr>
@@ -233,13 +185,13 @@
           <w:sz w:val="20"/>
           <w:u w:val="none"/>
         </w:rPr>
-        <w:t>1. The reservation reminder popup opens when selecting T1.</w:t>
+        <w:t>1. The reservation-full reminder dialog does not open</w:t>
       </w:r>
     </w:p>
     <w:p>
       <w:pPr>
         <w:spacing w:before="0" w:after="40"/>
-        <w:ind w:left="360" w:hanging="240"/>
+        <w:ind w:left="1080" w:hanging="240"/>
       </w:pPr>
       <w:r>
         <w:rPr>
@@ -249,39 +201,7 @@
           <w:sz w:val="20"/>
           <w:u w:val="none"/>
         </w:rPr>
-        <w:t>2. The popup lists the existing reservation with its booking time, cover count and confirmation number.</w:t>
-      </w:r>
-    </w:p>
-    <w:p>
-      <w:pPr>
-        <w:spacing w:before="0" w:after="40"/>
-        <w:ind w:left="360" w:hanging="240"/>
-      </w:pPr>
-      <w:r>
-        <w:rPr>
-          <w:rFonts w:ascii="Arial" w:hAnsi="Arial" w:eastAsia="Arial" w:cs="Arial"/>
-          <w:b w:val="0"/>
-          <w:color w:val="000000"/>
-          <w:sz w:val="20"/>
-          <w:u w:val="none"/>
-        </w:rPr>
-        <w:t>3. All three values (booking time, cover count, confirmation number) are shown together for the reservation.</w:t>
-      </w:r>
-    </w:p>
-    <w:p>
-      <w:pPr>
-        <w:spacing w:before="0" w:after="40"/>
-        <w:ind w:left="360" w:hanging="240"/>
-      </w:pPr>
-      <w:r>
-        <w:rPr>
-          <w:rFonts w:ascii="Arial" w:hAnsi="Arial" w:eastAsia="Arial" w:cs="Arial"/>
-          <w:b w:val="0"/>
-          <w:color w:val="000000"/>
-          <w:sz w:val="20"/>
-          <w:u w:val="none"/>
-        </w:rPr>
-        <w:t>4. The message count equals 1.</w:t>
+        <w:t>2. The new booking flow proceeds directly without interruption</w:t>
       </w:r>
     </w:p>
     <w:p>
@@ -296,7 +216,7 @@
           <w:sz w:val="22"/>
           <w:u w:val="none"/>
         </w:rPr>
-        <w:t>1.2.Reservation with a missing or empty value is still displayed</w:t>
+        <w:t>F1.2. Reminder Shows Time, Cover and Confirmation Number for One Reservation</w:t>
       </w:r>
     </w:p>
     <w:p>
@@ -317,7 +237,7 @@
     <w:p>
       <w:pPr>
         <w:spacing w:before="0" w:after="40"/>
-        <w:ind w:left="360" w:hanging="240"/>
+        <w:ind w:left="1080" w:hanging="240"/>
       </w:pPr>
       <w:r>
         <w:rPr>
@@ -327,23 +247,7 @@
           <w:sz w:val="20"/>
           <w:u w:val="none"/>
         </w:rPr>
-        <w:t>1. TMS 2.0 is deployed and accessible.</w:t>
-      </w:r>
-    </w:p>
-    <w:p>
-      <w:pPr>
-        <w:spacing w:before="0" w:after="40"/>
-        <w:ind w:left="360" w:hanging="240"/>
-      </w:pPr>
-      <w:r>
-        <w:rPr>
-          <w:rFonts w:ascii="Arial" w:hAnsi="Arial" w:eastAsia="Arial" w:cs="Arial"/>
-          <w:b w:val="0"/>
-          <w:color w:val="000000"/>
-          <w:sz w:val="20"/>
-          <w:u w:val="none"/>
-        </w:rPr>
-        <w:t>2. A table has an upcoming reservation where one of the three values (booking time, cover count, or confirmation number) is missing or empty.</w:t>
+        <w:t>1. Table T1 has one normal reservation: not shared table, not arrived, not completed and not no-show</w:t>
       </w:r>
     </w:p>
     <w:p>
@@ -364,7 +268,7 @@
     <w:p>
       <w:pPr>
         <w:spacing w:before="0" w:after="40"/>
-        <w:ind w:left="360" w:hanging="240"/>
+        <w:ind w:left="1080" w:hanging="240"/>
       </w:pPr>
       <w:r>
         <w:rPr>
@@ -374,13 +278,13 @@
           <w:sz w:val="20"/>
           <w:u w:val="none"/>
         </w:rPr>
-        <w:t>1. Start a new booking and select the table with the reservation that has a missing or empty value.</w:t>
+        <w:t>1. Start a new booking and change the table selection to T1</w:t>
       </w:r>
     </w:p>
     <w:p>
       <w:pPr>
         <w:spacing w:before="0" w:after="40"/>
-        <w:ind w:left="360" w:hanging="240"/>
+        <w:ind w:left="1080" w:hanging="240"/>
       </w:pPr>
       <w:r>
         <w:rPr>
@@ -390,13 +294,13 @@
           <w:sz w:val="20"/>
           <w:u w:val="none"/>
         </w:rPr>
-        <w:t>2. Observe the reservation reminder popup.</w:t>
+        <w:t>2. Review the reminder dialog</w:t>
       </w:r>
     </w:p>
     <w:p>
       <w:pPr>
         <w:spacing w:before="0" w:after="40"/>
-        <w:ind w:left="360" w:hanging="240"/>
+        <w:ind w:left="1080" w:hanging="240"/>
       </w:pPr>
       <w:r>
         <w:rPr>
@@ -406,7 +310,7 @@
           <w:sz w:val="20"/>
           <w:u w:val="none"/>
         </w:rPr>
-        <w:t>3. Verify the reservation is still listed with the available values.</w:t>
+        <w:t>3. Click "No", then select T1 again and click "Yes"</w:t>
       </w:r>
     </w:p>
     <w:p>
@@ -427,7 +331,7 @@
     <w:p>
       <w:pPr>
         <w:spacing w:before="0" w:after="40"/>
-        <w:ind w:left="360" w:hanging="240"/>
+        <w:ind w:left="1080" w:hanging="240"/>
       </w:pPr>
       <w:r>
         <w:rPr>
@@ -437,13 +341,13 @@
           <w:sz w:val="20"/>
           <w:u w:val="none"/>
         </w:rPr>
-        <w:t>1. The popup still displays the reservation even when one of the three values is missing or empty.</w:t>
+        <w:t>1. The reminder dialog opens and the message count is 1</w:t>
       </w:r>
     </w:p>
     <w:p>
       <w:pPr>
         <w:spacing w:before="0" w:after="40"/>
-        <w:ind w:left="360" w:hanging="240"/>
+        <w:ind w:left="1080" w:hanging="240"/>
       </w:pPr>
       <w:r>
         <w:rPr>
@@ -453,13 +357,13 @@
           <w:sz w:val="20"/>
           <w:u w:val="none"/>
         </w:rPr>
-        <w:t>2. The available values are shown and the popup does not omit or error on that entry.</w:t>
+        <w:t>2. The existing reservation is listed with its booking time, cover count and confirmation number together</w:t>
       </w:r>
     </w:p>
     <w:p>
       <w:pPr>
         <w:spacing w:before="0" w:after="40"/>
-        <w:ind w:left="360" w:hanging="240"/>
+        <w:ind w:left="1080" w:hanging="240"/>
       </w:pPr>
       <w:r>
         <w:rPr>
@@ -469,22 +373,23 @@
           <w:sz w:val="20"/>
           <w:u w:val="none"/>
         </w:rPr>
-        <w:t>3. No exception or broken layout is shown for the incomplete reservation.</w:t>
+        <w:t>3. Clicking "No" clears the table selection and closes the dialog</w:t>
       </w:r>
     </w:p>
     <w:p>
       <w:pPr>
-        <w:spacing w:before="160" w:after="80"/>
+        <w:spacing w:before="0" w:after="40"/>
+        <w:ind w:left="1080" w:hanging="240"/>
       </w:pPr>
       <w:r>
         <w:rPr>
           <w:rFonts w:ascii="Arial" w:hAnsi="Arial" w:eastAsia="Arial" w:cs="Arial"/>
-          <w:b/>
-          <w:color w:val="001EFF"/>
-          <w:sz w:val="24"/>
+          <w:b w:val="0"/>
+          <w:color w:val="000000"/>
+          <w:sz w:val="20"/>
           <w:u w:val="none"/>
         </w:rPr>
-        <w:t>2.Multiple Existing Reservations on the Same Table</w:t>
+        <w:t>4. Selecting T1 again and clicking "Yes" keeps the table locked and the booking can be saved</w:t>
       </w:r>
     </w:p>
     <w:p>
@@ -499,7 +404,7 @@
           <w:sz w:val="22"/>
           <w:u w:val="none"/>
         </w:rPr>
-        <w:t>2.1.Each reservation is listed separately and ordered by booking time ascending</w:t>
+        <w:t>F1.3. Multiple Reservations Listed in Ascending Booking Time</w:t>
       </w:r>
     </w:p>
     <w:p>
@@ -520,7 +425,7 @@
     <w:p>
       <w:pPr>
         <w:spacing w:before="0" w:after="40"/>
-        <w:ind w:left="360" w:hanging="240"/>
+        <w:ind w:left="1080" w:hanging="240"/>
       </w:pPr>
       <w:r>
         <w:rPr>
@@ -530,23 +435,7 @@
           <w:sz w:val="20"/>
           <w:u w:val="none"/>
         </w:rPr>
-        <w:t>1. TMS 2.0 is deployed and accessible.</w:t>
-      </w:r>
-    </w:p>
-    <w:p>
-      <w:pPr>
-        <w:spacing w:before="0" w:after="40"/>
-        <w:ind w:left="360" w:hanging="240"/>
-      </w:pPr>
-      <w:r>
-        <w:rPr>
-          <w:rFonts w:ascii="Arial" w:hAnsi="Arial" w:eastAsia="Arial" w:cs="Arial"/>
-          <w:b w:val="0"/>
-          <w:color w:val="000000"/>
-          <w:sz w:val="20"/>
-          <w:u w:val="none"/>
-        </w:rPr>
-        <w:t>2. Table T2 has two or more upcoming normal reservations with different booking times (e.g., 18:00 and 20:00).</w:t>
+        <w:t>1. Table T2 has two or more upcoming normal reservations</w:t>
       </w:r>
     </w:p>
     <w:p>
@@ -567,7 +456,7 @@
     <w:p>
       <w:pPr>
         <w:spacing w:before="0" w:after="40"/>
-        <w:ind w:left="360" w:hanging="240"/>
+        <w:ind w:left="1080" w:hanging="240"/>
       </w:pPr>
       <w:r>
         <w:rPr>
@@ -577,13 +466,13 @@
           <w:sz w:val="20"/>
           <w:u w:val="none"/>
         </w:rPr>
-        <w:t>1. Start a new booking and select table T2.</w:t>
+        <w:t>1. Start a new booking and select T2</w:t>
       </w:r>
     </w:p>
     <w:p>
       <w:pPr>
         <w:spacing w:before="0" w:after="40"/>
-        <w:ind w:left="360" w:hanging="240"/>
+        <w:ind w:left="1080" w:hanging="240"/>
       </w:pPr>
       <w:r>
         <w:rPr>
@@ -593,39 +482,7 @@
           <w:sz w:val="20"/>
           <w:u w:val="none"/>
         </w:rPr>
-        <w:t>2. Observe the reservation reminder popup.</w:t>
-      </w:r>
-    </w:p>
-    <w:p>
-      <w:pPr>
-        <w:spacing w:before="0" w:after="40"/>
-        <w:ind w:left="360" w:hanging="240"/>
-      </w:pPr>
-      <w:r>
-        <w:rPr>
-          <w:rFonts w:ascii="Arial" w:hAnsi="Arial" w:eastAsia="Arial" w:cs="Arial"/>
-          <w:b w:val="0"/>
-          <w:color w:val="000000"/>
-          <w:sz w:val="20"/>
-          <w:u w:val="none"/>
-        </w:rPr>
-        <w:t>3. Verify each reservation is listed separately with its own booking time, cover count and confirmation number.</w:t>
-      </w:r>
-    </w:p>
-    <w:p>
-      <w:pPr>
-        <w:spacing w:before="0" w:after="40"/>
-        <w:ind w:left="360" w:hanging="240"/>
-      </w:pPr>
-      <w:r>
-        <w:rPr>
-          <w:rFonts w:ascii="Arial" w:hAnsi="Arial" w:eastAsia="Arial" w:cs="Arial"/>
-          <w:b w:val="0"/>
-          <w:color w:val="000000"/>
-          <w:sz w:val="20"/>
-          <w:u w:val="none"/>
-        </w:rPr>
-        <w:t>4. Verify the reservations are ordered by booking time in ascending order.</w:t>
+        <w:t>2. Review the listed reservations and their order</w:t>
       </w:r>
     </w:p>
     <w:p>
@@ -646,7 +503,7 @@
     <w:p>
       <w:pPr>
         <w:spacing w:before="0" w:after="40"/>
-        <w:ind w:left="360" w:hanging="240"/>
+        <w:ind w:left="1080" w:hanging="240"/>
       </w:pPr>
       <w:r>
         <w:rPr>
@@ -656,13 +513,13 @@
           <w:sz w:val="20"/>
           <w:u w:val="none"/>
         </w:rPr>
-        <w:t>1. The popup lists each reservation separately with its own booking time, cover count and confirmation number.</w:t>
+        <w:t>1. Each reservation is listed separately with its own booking time, cover count and confirmation number</w:t>
       </w:r>
     </w:p>
     <w:p>
       <w:pPr>
         <w:spacing w:before="0" w:after="40"/>
-        <w:ind w:left="360" w:hanging="240"/>
+        <w:ind w:left="1080" w:hanging="240"/>
       </w:pPr>
       <w:r>
         <w:rPr>
@@ -672,13 +529,13 @@
           <w:sz w:val="20"/>
           <w:u w:val="none"/>
         </w:rPr>
-        <w:t>2. The message count equals the number of reservations on T2.</w:t>
+        <w:t>2. The message count equals the number of rows</w:t>
       </w:r>
     </w:p>
     <w:p>
       <w:pPr>
         <w:spacing w:before="0" w:after="40"/>
-        <w:ind w:left="360" w:hanging="240"/>
+        <w:ind w:left="1080" w:hanging="240"/>
       </w:pPr>
       <w:r>
         <w:rPr>
@@ -688,23 +545,7 @@
           <w:sz w:val="20"/>
           <w:u w:val="none"/>
         </w:rPr>
-        <w:t>3. The reservations are ordered by booking time in ascending order.</w:t>
-      </w:r>
-    </w:p>
-    <w:p>
-      <w:pPr>
-        <w:spacing w:before="0" w:after="40"/>
-        <w:ind w:left="360" w:hanging="240"/>
-      </w:pPr>
-      <w:r>
-        <w:rPr>
-          <w:rFonts w:ascii="Arial" w:hAnsi="Arial" w:eastAsia="Arial" w:cs="Arial"/>
-          <w:b w:val="0"/>
-          <w:color w:val="000000"/>
-          <w:sz w:val="20"/>
-          <w:u w:val="none"/>
-        </w:rPr>
-        <w:t>4. The same reservation appears only once.</w:t>
+        <w:t>3. Reservations are ordered by booking time in ascending order and the same reservation appears only once</w:t>
       </w:r>
     </w:p>
     <w:p>
@@ -719,7 +560,7 @@
           <w:sz w:val="22"/>
           <w:u w:val="none"/>
         </w:rPr>
-        <w:t>2.2.Two reservations sharing the same booking time are both listed</w:t>
+        <w:t>F1.4. Two Reservations with the Same Booking Time</w:t>
       </w:r>
     </w:p>
     <w:p>
@@ -740,7 +581,7 @@
     <w:p>
       <w:pPr>
         <w:spacing w:before="0" w:after="40"/>
-        <w:ind w:left="360" w:hanging="240"/>
+        <w:ind w:left="1080" w:hanging="240"/>
       </w:pPr>
       <w:r>
         <w:rPr>
@@ -750,23 +591,7 @@
           <w:sz w:val="20"/>
           <w:u w:val="none"/>
         </w:rPr>
-        <w:t>1. TMS 2.0 is deployed and accessible.</w:t>
-      </w:r>
-    </w:p>
-    <w:p>
-      <w:pPr>
-        <w:spacing w:before="0" w:after="40"/>
-        <w:ind w:left="360" w:hanging="240"/>
-      </w:pPr>
-      <w:r>
-        <w:rPr>
-          <w:rFonts w:ascii="Arial" w:hAnsi="Arial" w:eastAsia="Arial" w:cs="Arial"/>
-          <w:b w:val="0"/>
-          <w:color w:val="000000"/>
-          <w:sz w:val="20"/>
-          <w:u w:val="none"/>
-        </w:rPr>
-        <w:t>2. A table has two upcoming reservations that share the same booking time.</w:t>
+        <w:t>1. A table has two upcoming reservations booked at the same booking time</w:t>
       </w:r>
     </w:p>
     <w:p>
@@ -787,7 +612,7 @@
     <w:p>
       <w:pPr>
         <w:spacing w:before="0" w:after="40"/>
-        <w:ind w:left="360" w:hanging="240"/>
+        <w:ind w:left="1080" w:hanging="240"/>
       </w:pPr>
       <w:r>
         <w:rPr>
@@ -797,13 +622,13 @@
           <w:sz w:val="20"/>
           <w:u w:val="none"/>
         </w:rPr>
-        <w:t>1. Start a new booking and select the table with two reservations sharing the same booking time.</w:t>
+        <w:t>1. Start a new booking and select that table</w:t>
       </w:r>
     </w:p>
     <w:p>
       <w:pPr>
         <w:spacing w:before="0" w:after="40"/>
-        <w:ind w:left="360" w:hanging="240"/>
+        <w:ind w:left="1080" w:hanging="240"/>
       </w:pPr>
       <w:r>
         <w:rPr>
@@ -813,23 +638,7 @@
           <w:sz w:val="20"/>
           <w:u w:val="none"/>
         </w:rPr>
-        <w:t>2. Observe the reservation reminder popup.</w:t>
-      </w:r>
-    </w:p>
-    <w:p>
-      <w:pPr>
-        <w:spacing w:before="0" w:after="40"/>
-        <w:ind w:left="360" w:hanging="240"/>
-      </w:pPr>
-      <w:r>
-        <w:rPr>
-          <w:rFonts w:ascii="Arial" w:hAnsi="Arial" w:eastAsia="Arial" w:cs="Arial"/>
-          <w:b w:val="0"/>
-          <w:color w:val="000000"/>
-          <w:sz w:val="20"/>
-          <w:u w:val="none"/>
-        </w:rPr>
-        <w:t>3. Verify both reservations are listed.</w:t>
+        <w:t>2. Review the reminder dialog</w:t>
       </w:r>
     </w:p>
     <w:p>
@@ -850,7 +659,7 @@
     <w:p>
       <w:pPr>
         <w:spacing w:before="0" w:after="40"/>
-        <w:ind w:left="360" w:hanging="240"/>
+        <w:ind w:left="1080" w:hanging="240"/>
       </w:pPr>
       <w:r>
         <w:rPr>
@@ -860,13 +669,13 @@
           <w:sz w:val="20"/>
           <w:u w:val="none"/>
         </w:rPr>
-        <w:t>1. Both reservations sharing the same booking time are listed in the popup.</w:t>
+        <w:t>1. Both reservations are listed separately</w:t>
       </w:r>
     </w:p>
     <w:p>
       <w:pPr>
         <w:spacing w:before="0" w:after="40"/>
-        <w:ind w:left="360" w:hanging="240"/>
+        <w:ind w:left="1080" w:hanging="240"/>
       </w:pPr>
       <w:r>
         <w:rPr>
@@ -876,38 +685,7 @@
           <w:sz w:val="20"/>
           <w:u w:val="none"/>
         </w:rPr>
-        <w:t>2. Neither reservation is hidden or merged with the other.</w:t>
-      </w:r>
-    </w:p>
-    <w:p>
-      <w:pPr>
-        <w:spacing w:before="0" w:after="40"/>
-        <w:ind w:left="360" w:hanging="240"/>
-      </w:pPr>
-      <w:r>
-        <w:rPr>
-          <w:rFonts w:ascii="Arial" w:hAnsi="Arial" w:eastAsia="Arial" w:cs="Arial"/>
-          <w:b w:val="0"/>
-          <w:color w:val="000000"/>
-          <w:sz w:val="20"/>
-          <w:u w:val="none"/>
-        </w:rPr>
-        <w:t>3. Each reservation shows its own booking time, cover count and confirmation number.</w:t>
-      </w:r>
-    </w:p>
-    <w:p>
-      <w:pPr>
-        <w:spacing w:before="160" w:after="80"/>
-      </w:pPr>
-      <w:r>
-        <w:rPr>
-          <w:rFonts w:ascii="Arial" w:hAnsi="Arial" w:eastAsia="Arial" w:cs="Arial"/>
-          <w:b/>
-          <w:color w:val="001EFF"/>
-          <w:sz w:val="24"/>
-          <w:u w:val="none"/>
-        </w:rPr>
-        <w:t>3.Only Upcoming Reservations Are Shown</w:t>
+        <w:t>2. Neither reservation is hidden or merged because of the same booking time</w:t>
       </w:r>
     </w:p>
     <w:p>
@@ -922,7 +700,7 @@
           <w:sz w:val="22"/>
           <w:u w:val="none"/>
         </w:rPr>
-        <w:t>3.1.Past and completed reservations are not listed</w:t>
+        <w:t>F1.5. Reservation with Missing Time, Cover or Confirmation Value</w:t>
       </w:r>
     </w:p>
     <w:p>
@@ -943,7 +721,7 @@
     <w:p>
       <w:pPr>
         <w:spacing w:before="0" w:after="40"/>
-        <w:ind w:left="360" w:hanging="240"/>
+        <w:ind w:left="1080" w:hanging="240"/>
       </w:pPr>
       <w:r>
         <w:rPr>
@@ -953,23 +731,7 @@
           <w:sz w:val="20"/>
           <w:u w:val="none"/>
         </w:rPr>
-        <w:t>1. TMS 2.0 is deployed and accessible.</w:t>
-      </w:r>
-    </w:p>
-    <w:p>
-      <w:pPr>
-        <w:spacing w:before="0" w:after="40"/>
-        <w:ind w:left="360" w:hanging="240"/>
-      </w:pPr>
-      <w:r>
-        <w:rPr>
-          <w:rFonts w:ascii="Arial" w:hAnsi="Arial" w:eastAsia="Arial" w:cs="Arial"/>
-          <w:b w:val="0"/>
-          <w:color w:val="000000"/>
-          <w:sz w:val="20"/>
-          <w:u w:val="none"/>
-        </w:rPr>
-        <w:t>2. Table T3 has only a completed or no-show reservation (no upcoming reservations).</w:t>
+        <w:t>1. An upcoming reservation has at least one of booking time, cover count or confirmation number missing or empty</w:t>
       </w:r>
     </w:p>
     <w:p>
@@ -990,7 +752,7 @@
     <w:p>
       <w:pPr>
         <w:spacing w:before="0" w:after="40"/>
-        <w:ind w:left="360" w:hanging="240"/>
+        <w:ind w:left="1080" w:hanging="240"/>
       </w:pPr>
       <w:r>
         <w:rPr>
@@ -1000,13 +762,13 @@
           <w:sz w:val="20"/>
           <w:u w:val="none"/>
         </w:rPr>
-        <w:t>1. Start a new booking and select table T3.</w:t>
+        <w:t>1. Start a new booking for the table of that reservation</w:t>
       </w:r>
     </w:p>
     <w:p>
       <w:pPr>
         <w:spacing w:before="0" w:after="40"/>
-        <w:ind w:left="360" w:hanging="240"/>
+        <w:ind w:left="1080" w:hanging="240"/>
       </w:pPr>
       <w:r>
         <w:rPr>
@@ -1016,7 +778,7 @@
           <w:sz w:val="20"/>
           <w:u w:val="none"/>
         </w:rPr>
-        <w:t>2. Observe whether the reservation reminder popup appears.</w:t>
+        <w:t>2. Review the reminder dialog</w:t>
       </w:r>
     </w:p>
     <w:p>
@@ -1037,7 +799,7 @@
     <w:p>
       <w:pPr>
         <w:spacing w:before="0" w:after="40"/>
-        <w:ind w:left="360" w:hanging="240"/>
+        <w:ind w:left="1080" w:hanging="240"/>
       </w:pPr>
       <w:r>
         <w:rPr>
@@ -1047,13 +809,13 @@
           <w:sz w:val="20"/>
           <w:u w:val="none"/>
         </w:rPr>
-        <w:t>1. The reservation reminder popup does not open for table T3 because it only has completed or no-show reservations.</w:t>
+        <w:t>1. The reservation is still displayed with the available values</w:t>
       </w:r>
     </w:p>
     <w:p>
       <w:pPr>
         <w:spacing w:before="0" w:after="40"/>
-        <w:ind w:left="360" w:hanging="240"/>
+        <w:ind w:left="1080" w:hanging="240"/>
       </w:pPr>
       <w:r>
         <w:rPr>
@@ -1063,38 +825,22 @@
           <w:sz w:val="20"/>
           <w:u w:val="none"/>
         </w:rPr>
-        <w:t>2. Past and completed reservations are not listed in the popup.</w:t>
+        <w:t>2. The entry is not omitted and no error occurs due to the missing value</w:t>
       </w:r>
     </w:p>
     <w:p>
       <w:pPr>
-        <w:spacing w:before="0" w:after="40"/>
-        <w:ind w:left="360" w:hanging="240"/>
-      </w:pPr>
-      <w:r>
-        <w:rPr>
-          <w:rFonts w:ascii="Arial" w:hAnsi="Arial" w:eastAsia="Arial" w:cs="Arial"/>
-          <w:b w:val="0"/>
-          <w:color w:val="000000"/>
-          <w:sz w:val="20"/>
-          <w:u w:val="none"/>
-        </w:rPr>
-        <w:t>3. The booking flow proceeds without displaying a reservation reminder popup.</w:t>
-      </w:r>
-    </w:p>
-    <w:p>
-      <w:pPr>
-        <w:spacing w:before="120" w:after="60"/>
+        <w:spacing w:before="160" w:after="80"/>
       </w:pPr>
       <w:r>
         <w:rPr>
           <w:rFonts w:ascii="Arial" w:hAnsi="Arial" w:eastAsia="Arial" w:cs="Arial"/>
           <w:b/>
           <w:color w:val="001EFF"/>
-          <w:sz w:val="22"/>
+          <w:sz w:val="24"/>
           <w:u w:val="none"/>
         </w:rPr>
-        <w:t>3.2.In-progress or currently seated reservations are treated as upcoming and listed</w:t>
+        <w:t>F2. Verify Reminder Behavior During Walk In</w:t>
       </w:r>
     </w:p>
     <w:p>
@@ -1115,7 +861,7 @@
     <w:p>
       <w:pPr>
         <w:spacing w:before="0" w:after="40"/>
-        <w:ind w:left="360" w:hanging="240"/>
+        <w:ind w:left="1080" w:hanging="240"/>
       </w:pPr>
       <w:r>
         <w:rPr>
@@ -1125,13 +871,13 @@
           <w:sz w:val="20"/>
           <w:u w:val="none"/>
         </w:rPr>
-        <w:t>1. TMS 2.0 is deployed and accessible.</w:t>
+        <w:t>1. T1 has an upcoming normal reservation</w:t>
       </w:r>
     </w:p>
     <w:p>
       <w:pPr>
         <w:spacing w:before="0" w:after="40"/>
-        <w:ind w:left="360" w:hanging="240"/>
+        <w:ind w:left="1080" w:hanging="240"/>
       </w:pPr>
       <w:r>
         <w:rPr>
@@ -1141,7 +887,7 @@
           <w:sz w:val="20"/>
           <w:u w:val="none"/>
         </w:rPr>
-        <w:t>2. A table has a reservation that is in progress or currently seated.</w:t>
+        <w:t>2. T3 has only a completed or no-show reservation</w:t>
       </w:r>
     </w:p>
     <w:p>
@@ -1162,7 +908,7 @@
     <w:p>
       <w:pPr>
         <w:spacing w:before="0" w:after="40"/>
-        <w:ind w:left="360" w:hanging="240"/>
+        <w:ind w:left="1080" w:hanging="240"/>
       </w:pPr>
       <w:r>
         <w:rPr>
@@ -1172,13 +918,13 @@
           <w:sz w:val="20"/>
           <w:u w:val="none"/>
         </w:rPr>
-        <w:t>1. Start a new booking and select the table with the in-progress or currently seated reservation.</w:t>
+        <w:t>1. Start a walk-in and select T1, review the dialog, then click "No"</w:t>
       </w:r>
     </w:p>
     <w:p>
       <w:pPr>
         <w:spacing w:before="0" w:after="40"/>
-        <w:ind w:left="360" w:hanging="240"/>
+        <w:ind w:left="1080" w:hanging="240"/>
       </w:pPr>
       <w:r>
         <w:rPr>
@@ -1188,7 +934,23 @@
           <w:sz w:val="20"/>
           <w:u w:val="none"/>
         </w:rPr>
-        <w:t>2. Observe the reservation reminder popup.</w:t>
+        <w:t>2. Select T1 again and click "Yes"</w:t>
+      </w:r>
+    </w:p>
+    <w:p>
+      <w:pPr>
+        <w:spacing w:before="0" w:after="40"/>
+        <w:ind w:left="1080" w:hanging="240"/>
+      </w:pPr>
+      <w:r>
+        <w:rPr>
+          <w:rFonts w:ascii="Arial" w:hAnsi="Arial" w:eastAsia="Arial" w:cs="Arial"/>
+          <w:b w:val="0"/>
+          <w:color w:val="000000"/>
+          <w:sz w:val="20"/>
+          <w:u w:val="none"/>
+        </w:rPr>
+        <w:t>3. Select T3</w:t>
       </w:r>
     </w:p>
     <w:p>
@@ -1209,7 +971,7 @@
     <w:p>
       <w:pPr>
         <w:spacing w:before="0" w:after="40"/>
-        <w:ind w:left="360" w:hanging="240"/>
+        <w:ind w:left="1080" w:hanging="240"/>
       </w:pPr>
       <w:r>
         <w:rPr>
@@ -1219,13 +981,13 @@
           <w:sz w:val="20"/>
           <w:u w:val="none"/>
         </w:rPr>
-        <w:t>1. The reservation that is in progress or currently seated is treated as upcoming and is listed in the popup.</w:t>
+        <w:t>1. The dialog opens for T1 and, when the list loads, the message count equals the number of rows</w:t>
       </w:r>
     </w:p>
     <w:p>
       <w:pPr>
         <w:spacing w:before="0" w:after="40"/>
-        <w:ind w:left="360" w:hanging="240"/>
+        <w:ind w:left="1080" w:hanging="240"/>
       </w:pPr>
       <w:r>
         <w:rPr>
@@ -1235,7 +997,23 @@
           <w:sz w:val="20"/>
           <w:u w:val="none"/>
         </w:rPr>
-        <w:t>2. The reservation shows its booking time, cover count and confirmation number.</w:t>
+        <w:t>2. Clicking "No" resets the walk-in form; selecting T1 again and clicking "Yes" allows the walk-in to continue</w:t>
+      </w:r>
+    </w:p>
+    <w:p>
+      <w:pPr>
+        <w:spacing w:before="0" w:after="40"/>
+        <w:ind w:left="1080" w:hanging="240"/>
+      </w:pPr>
+      <w:r>
+        <w:rPr>
+          <w:rFonts w:ascii="Arial" w:hAnsi="Arial" w:eastAsia="Arial" w:cs="Arial"/>
+          <w:b w:val="0"/>
+          <w:color w:val="000000"/>
+          <w:sz w:val="20"/>
+          <w:u w:val="none"/>
+        </w:rPr>
+        <w:t>3. Selecting T3 does not open the dialog and the completed or no-show reservation does not appear in it</w:t>
       </w:r>
     </w:p>
     <w:p>
@@ -1250,7 +1028,7 @@
           <w:sz w:val="24"/>
           <w:u w:val="none"/>
         </w:rPr>
-        <w:t>4.Only the Exact Table Being Booked Is Shown</w:t>
+        <w:t>F3. Edit Booking Reminder</w:t>
       </w:r>
     </w:p>
     <w:p>
@@ -1265,7 +1043,7 @@
           <w:sz w:val="22"/>
           <w:u w:val="none"/>
         </w:rPr>
-        <w:t>4.1.Reservations for combined or joined tables are not listed</w:t>
+        <w:t>F3.1. Own Reservation Does Not Trigger the Reminder</w:t>
       </w:r>
     </w:p>
     <w:p>
@@ -1286,7 +1064,7 @@
     <w:p>
       <w:pPr>
         <w:spacing w:before="0" w:after="40"/>
-        <w:ind w:left="360" w:hanging="240"/>
+        <w:ind w:left="1080" w:hanging="240"/>
       </w:pPr>
       <w:r>
         <w:rPr>
@@ -1296,23 +1074,7 @@
           <w:sz w:val="20"/>
           <w:u w:val="none"/>
         </w:rPr>
-        <w:t>1. TMS 2.0 is deployed and accessible.</w:t>
-      </w:r>
-    </w:p>
-    <w:p>
-      <w:pPr>
-        <w:spacing w:before="0" w:after="40"/>
-        <w:ind w:left="360" w:hanging="240"/>
-      </w:pPr>
-      <w:r>
-        <w:rPr>
-          <w:rFonts w:ascii="Arial" w:hAnsi="Arial" w:eastAsia="Arial" w:cs="Arial"/>
-          <w:b w:val="0"/>
-          <w:color w:val="000000"/>
-          <w:sz w:val="20"/>
-          <w:u w:val="none"/>
-        </w:rPr>
-        <w:t>2. Tables T4 and T5 have one reservation that books both tables together.</w:t>
+        <w:t>1. Table T6 has a reservation that will be edited</w:t>
       </w:r>
     </w:p>
     <w:p>
@@ -1333,7 +1095,7 @@
     <w:p>
       <w:pPr>
         <w:spacing w:before="0" w:after="40"/>
-        <w:ind w:left="360" w:hanging="240"/>
+        <w:ind w:left="1080" w:hanging="240"/>
       </w:pPr>
       <w:r>
         <w:rPr>
@@ -1343,55 +1105,7 @@
           <w:sz w:val="20"/>
           <w:u w:val="none"/>
         </w:rPr>
-        <w:t>1. Start a new booking and select table T4.</w:t>
-      </w:r>
-    </w:p>
-    <w:p>
-      <w:pPr>
-        <w:spacing w:before="0" w:after="40"/>
-        <w:ind w:left="360" w:hanging="240"/>
-      </w:pPr>
-      <w:r>
-        <w:rPr>
-          <w:rFonts w:ascii="Arial" w:hAnsi="Arial" w:eastAsia="Arial" w:cs="Arial"/>
-          <w:b w:val="0"/>
-          <w:color w:val="000000"/>
-          <w:sz w:val="20"/>
-          <w:u w:val="none"/>
-        </w:rPr>
-        <w:t>2. Observe the reservation reminder popup.</w:t>
-      </w:r>
-    </w:p>
-    <w:p>
-      <w:pPr>
-        <w:spacing w:before="0" w:after="40"/>
-        <w:ind w:left="360" w:hanging="240"/>
-      </w:pPr>
-      <w:r>
-        <w:rPr>
-          <w:rFonts w:ascii="Arial" w:hAnsi="Arial" w:eastAsia="Arial" w:cs="Arial"/>
-          <w:b w:val="0"/>
-          <w:color w:val="000000"/>
-          <w:sz w:val="20"/>
-          <w:u w:val="none"/>
-        </w:rPr>
-        <w:t>3. Verify the table-no. cell lists both T4 and T5.</w:t>
-      </w:r>
-    </w:p>
-    <w:p>
-      <w:pPr>
-        <w:spacing w:before="0" w:after="40"/>
-        <w:ind w:left="360" w:hanging="240"/>
-      </w:pPr>
-      <w:r>
-        <w:rPr>
-          <w:rFonts w:ascii="Arial" w:hAnsi="Arial" w:eastAsia="Arial" w:cs="Arial"/>
-          <w:b w:val="0"/>
-          <w:color w:val="000000"/>
-          <w:sz w:val="20"/>
-          <w:u w:val="none"/>
-        </w:rPr>
-        <w:t>4. Verify the confirmation number appears only once.</w:t>
+        <w:t>1. Open the reservation on T6 for editing without adding another table</w:t>
       </w:r>
     </w:p>
     <w:p>
@@ -1412,7 +1126,7 @@
     <w:p>
       <w:pPr>
         <w:spacing w:before="0" w:after="40"/>
-        <w:ind w:left="360" w:hanging="240"/>
+        <w:ind w:left="1080" w:hanging="240"/>
       </w:pPr>
       <w:r>
         <w:rPr>
@@ -1422,13 +1136,13 @@
           <w:sz w:val="20"/>
           <w:u w:val="none"/>
         </w:rPr>
-        <w:t>1. Only reservations for the exact table being booked (T4) are listed.</w:t>
+        <w:t>1. Its own reservation does not open the reminder dialog</w:t>
       </w:r>
     </w:p>
     <w:p>
       <w:pPr>
         <w:spacing w:before="0" w:after="40"/>
-        <w:ind w:left="360" w:hanging="240"/>
+        <w:ind w:left="1080" w:hanging="240"/>
       </w:pPr>
       <w:r>
         <w:rPr>
@@ -1438,54 +1152,7 @@
           <w:sz w:val="20"/>
           <w:u w:val="none"/>
         </w:rPr>
-        <w:t>2. The table-no. cell lists both T4 and T5 for the combined reservation.</w:t>
-      </w:r>
-    </w:p>
-    <w:p>
-      <w:pPr>
-        <w:spacing w:before="0" w:after="40"/>
-        <w:ind w:left="360" w:hanging="240"/>
-      </w:pPr>
-      <w:r>
-        <w:rPr>
-          <w:rFonts w:ascii="Arial" w:hAnsi="Arial" w:eastAsia="Arial" w:cs="Arial"/>
-          <w:b w:val="0"/>
-          <w:color w:val="000000"/>
-          <w:sz w:val="20"/>
-          <w:u w:val="none"/>
-        </w:rPr>
-        <w:t>3. The confirmation number appears only once for the combined reservation.</w:t>
-      </w:r>
-    </w:p>
-    <w:p>
-      <w:pPr>
-        <w:spacing w:before="0" w:after="40"/>
-        <w:ind w:left="360" w:hanging="240"/>
-      </w:pPr>
-      <w:r>
-        <w:rPr>
-          <w:rFonts w:ascii="Arial" w:hAnsi="Arial" w:eastAsia="Arial" w:cs="Arial"/>
-          <w:b w:val="0"/>
-          <w:color w:val="000000"/>
-          <w:sz w:val="20"/>
-          <w:u w:val="none"/>
-        </w:rPr>
-        <w:t>4. Reservations for other combined or joined tables are not listed.</w:t>
-      </w:r>
-    </w:p>
-    <w:p>
-      <w:pPr>
-        <w:spacing w:before="160" w:after="80"/>
-      </w:pPr>
-      <w:r>
-        <w:rPr>
-          <w:rFonts w:ascii="Arial" w:hAnsi="Arial" w:eastAsia="Arial" w:cs="Arial"/>
-          <w:b/>
-          <w:color w:val="001EFF"/>
-          <w:sz w:val="24"/>
-          <w:u w:val="none"/>
-        </w:rPr>
-        <w:t>5.No Existing Reservations on the Table</w:t>
+        <w:t>2. The edit view remains usable without a blocking prompt</w:t>
       </w:r>
     </w:p>
     <w:p>
@@ -1500,7 +1167,7 @@
           <w:sz w:val="22"/>
           <w:u w:val="none"/>
         </w:rPr>
-        <w:t>5.1.No reservation reminder popup when the table has no upcoming reservations</w:t>
+        <w:t>F3.2. Add a Table with Existing Reservation During Edit</w:t>
       </w:r>
     </w:p>
     <w:p>
@@ -1521,7 +1188,7 @@
     <w:p>
       <w:pPr>
         <w:spacing w:before="0" w:after="40"/>
-        <w:ind w:left="360" w:hanging="240"/>
+        <w:ind w:left="1080" w:hanging="240"/>
       </w:pPr>
       <w:r>
         <w:rPr>
@@ -1531,13 +1198,13 @@
           <w:sz w:val="20"/>
           <w:u w:val="none"/>
         </w:rPr>
-        <w:t>1. TMS 2.0 is deployed and accessible.</w:t>
+        <w:t>1. The reservation on T6 is open for editing</w:t>
       </w:r>
     </w:p>
     <w:p>
       <w:pPr>
         <w:spacing w:before="0" w:after="40"/>
-        <w:ind w:left="360" w:hanging="240"/>
+        <w:ind w:left="1080" w:hanging="240"/>
       </w:pPr>
       <w:r>
         <w:rPr>
@@ -1547,7 +1214,7 @@
           <w:sz w:val="20"/>
           <w:u w:val="none"/>
         </w:rPr>
-        <w:t>2. Table T10 is empty with no upcoming reservations.</w:t>
+        <w:t>2. T1 has another reservation and T7 is an empty table</w:t>
       </w:r>
     </w:p>
     <w:p>
@@ -1568,7 +1235,7 @@
     <w:p>
       <w:pPr>
         <w:spacing w:before="0" w:after="40"/>
-        <w:ind w:left="360" w:hanging="240"/>
+        <w:ind w:left="1080" w:hanging="240"/>
       </w:pPr>
       <w:r>
         <w:rPr>
@@ -1578,13 +1245,13 @@
           <w:sz w:val="20"/>
           <w:u w:val="none"/>
         </w:rPr>
-        <w:t>1. Start a new booking and select table T10.</w:t>
+        <w:t>1. Add T1 to the reservation and review the dialog, noting the top table list and the yellow original table below</w:t>
       </w:r>
     </w:p>
     <w:p>
       <w:pPr>
         <w:spacing w:before="0" w:after="40"/>
-        <w:ind w:left="360" w:hanging="240"/>
+        <w:ind w:left="1080" w:hanging="240"/>
       </w:pPr>
       <w:r>
         <w:rPr>
@@ -1594,7 +1261,39 @@
           <w:sz w:val="20"/>
           <w:u w:val="none"/>
         </w:rPr>
-        <w:t>2. Observe whether the reservation reminder popup appears.</w:t>
+        <w:t>2. Click "No"</w:t>
+      </w:r>
+    </w:p>
+    <w:p>
+      <w:pPr>
+        <w:spacing w:before="0" w:after="40"/>
+        <w:ind w:left="1080" w:hanging="240"/>
+      </w:pPr>
+      <w:r>
+        <w:rPr>
+          <w:rFonts w:ascii="Arial" w:hAnsi="Arial" w:eastAsia="Arial" w:cs="Arial"/>
+          <w:b w:val="0"/>
+          <w:color w:val="000000"/>
+          <w:sz w:val="20"/>
+          <w:u w:val="none"/>
+        </w:rPr>
+        <w:t>3. Add T1 again and click "Yes"</w:t>
+      </w:r>
+    </w:p>
+    <w:p>
+      <w:pPr>
+        <w:spacing w:before="0" w:after="40"/>
+        <w:ind w:left="1080" w:hanging="240"/>
+      </w:pPr>
+      <w:r>
+        <w:rPr>
+          <w:rFonts w:ascii="Arial" w:hAnsi="Arial" w:eastAsia="Arial" w:cs="Arial"/>
+          <w:b w:val="0"/>
+          <w:color w:val="000000"/>
+          <w:sz w:val="20"/>
+          <w:u w:val="none"/>
+        </w:rPr>
+        <w:t>4. Reopen the edit view, add empty table T7, then add full table T1 and click "No"</w:t>
       </w:r>
     </w:p>
     <w:p>
@@ -1615,7 +1314,7 @@
     <w:p>
       <w:pPr>
         <w:spacing w:before="0" w:after="40"/>
-        <w:ind w:left="360" w:hanging="240"/>
+        <w:ind w:left="1080" w:hanging="240"/>
       </w:pPr>
       <w:r>
         <w:rPr>
@@ -1625,13 +1324,13 @@
           <w:sz w:val="20"/>
           <w:u w:val="none"/>
         </w:rPr>
-        <w:t>1. The reservation-full dialog does not open for table T10.</w:t>
+        <w:t>1. The dialog opens and the top table lists the other reservation; the yellow table below shows T6 as the original table</w:t>
       </w:r>
     </w:p>
     <w:p>
       <w:pPr>
         <w:spacing w:before="0" w:after="40"/>
-        <w:ind w:left="360" w:hanging="240"/>
+        <w:ind w:left="1080" w:hanging="240"/>
       </w:pPr>
       <w:r>
         <w:rPr>
@@ -1641,13 +1340,13 @@
           <w:sz w:val="20"/>
           <w:u w:val="none"/>
         </w:rPr>
-        <w:t>2. No existing booking details are shown in the reservation reminder.</w:t>
+        <w:t>2. Clicking "No" unlocks T1 while T6 remains</w:t>
       </w:r>
     </w:p>
     <w:p>
       <w:pPr>
         <w:spacing w:before="0" w:after="40"/>
-        <w:ind w:left="360" w:hanging="240"/>
+        <w:ind w:left="1080" w:hanging="240"/>
       </w:pPr>
       <w:r>
         <w:rPr>
@@ -1657,7 +1356,23 @@
           <w:sz w:val="20"/>
           <w:u w:val="none"/>
         </w:rPr>
-        <w:t>3. The booking flow proceeds without displaying a reservation reminder popup.</w:t>
+        <w:t>3. Adding T1 again and clicking "Yes" keeps both T1 and T6 locked and the reservation can be saved</w:t>
+      </w:r>
+    </w:p>
+    <w:p>
+      <w:pPr>
+        <w:spacing w:before="0" w:after="40"/>
+        <w:ind w:left="1080" w:hanging="240"/>
+      </w:pPr>
+      <w:r>
+        <w:rPr>
+          <w:rFonts w:ascii="Arial" w:hAnsi="Arial" w:eastAsia="Arial" w:cs="Arial"/>
+          <w:b w:val="0"/>
+          <w:color w:val="000000"/>
+          <w:sz w:val="20"/>
+          <w:u w:val="none"/>
+        </w:rPr>
+        <w:t>4. In the final scenario only T1 unlocks; T7 and T6 remain because T7 is the newly added empty table and T6 is the original table</w:t>
       </w:r>
     </w:p>
     <w:p>
@@ -1672,7 +1387,7 @@
           <w:sz w:val="24"/>
           <w:u w:val="none"/>
         </w:rPr>
-        <w:t>6.New Booking Flow - Reminder Interaction</w:t>
+        <w:t>F4. Quick Edit from Reservation List</w:t>
       </w:r>
     </w:p>
     <w:p>
@@ -1687,7 +1402,7 @@
           <w:sz w:val="22"/>
           <w:u w:val="none"/>
         </w:rPr>
-        <w:t>6.1.Click "No" clears the table selection and closes the dialog</w:t>
+        <w:t>F4.1. Quick Edit Table Change with Yes and No</w:t>
       </w:r>
     </w:p>
     <w:p>
@@ -1708,7 +1423,7 @@
     <w:p>
       <w:pPr>
         <w:spacing w:before="0" w:after="40"/>
-        <w:ind w:left="360" w:hanging="240"/>
+        <w:ind w:left="1080" w:hanging="240"/>
       </w:pPr>
       <w:r>
         <w:rPr>
@@ -1718,23 +1433,7 @@
           <w:sz w:val="20"/>
           <w:u w:val="none"/>
         </w:rPr>
-        <w:t>1. TMS 2.0 is deployed and accessible.</w:t>
-      </w:r>
-    </w:p>
-    <w:p>
-      <w:pPr>
-        <w:spacing w:before="0" w:after="40"/>
-        <w:ind w:left="360" w:hanging="240"/>
-      </w:pPr>
-      <w:r>
-        <w:rPr>
-          <w:rFonts w:ascii="Arial" w:hAnsi="Arial" w:eastAsia="Arial" w:cs="Arial"/>
-          <w:b w:val="0"/>
-          <w:color w:val="000000"/>
-          <w:sz w:val="20"/>
-          <w:u w:val="none"/>
-        </w:rPr>
-        <w:t>2. Table T1 has one upcoming reservation.</w:t>
+        <w:t>1. T1 already has another visible reservation</w:t>
       </w:r>
     </w:p>
     <w:p>
@@ -1755,7 +1454,7 @@
     <w:p>
       <w:pPr>
         <w:spacing w:before="0" w:after="40"/>
-        <w:ind w:left="360" w:hanging="240"/>
+        <w:ind w:left="1080" w:hanging="240"/>
       </w:pPr>
       <w:r>
         <w:rPr>
@@ -1765,13 +1464,13 @@
           <w:sz w:val="20"/>
           <w:u w:val="none"/>
         </w:rPr>
-        <w:t>1. Start a new booking and select table T1.</w:t>
+        <w:t>1. On the reservation list, change another reservation's table to T1</w:t>
       </w:r>
     </w:p>
     <w:p>
       <w:pPr>
         <w:spacing w:before="0" w:after="40"/>
-        <w:ind w:left="360" w:hanging="240"/>
+        <w:ind w:left="1080" w:hanging="240"/>
       </w:pPr>
       <w:r>
         <w:rPr>
@@ -1781,13 +1480,13 @@
           <w:sz w:val="20"/>
           <w:u w:val="none"/>
         </w:rPr>
-        <w:t>2. When the reservation reminder popup appears, click "No".</w:t>
+        <w:t>2. Observe that the Yes/No prompt appears before saving</w:t>
       </w:r>
     </w:p>
     <w:p>
       <w:pPr>
         <w:spacing w:before="0" w:after="40"/>
-        <w:ind w:left="360" w:hanging="240"/>
+        <w:ind w:left="1080" w:hanging="240"/>
       </w:pPr>
       <w:r>
         <w:rPr>
@@ -1797,7 +1496,7 @@
           <w:sz w:val="20"/>
           <w:u w:val="none"/>
         </w:rPr>
-        <w:t>3. Verify the table selection is cleared and the dialog is closed.</w:t>
+        <w:t>3. Click "No", perform the change again and click "Yes"</w:t>
       </w:r>
     </w:p>
     <w:p>
@@ -1818,7 +1517,7 @@
     <w:p>
       <w:pPr>
         <w:spacing w:before="0" w:after="40"/>
-        <w:ind w:left="360" w:hanging="240"/>
+        <w:ind w:left="1080" w:hanging="240"/>
       </w:pPr>
       <w:r>
         <w:rPr>
@@ -1828,13 +1527,13 @@
           <w:sz w:val="20"/>
           <w:u w:val="none"/>
         </w:rPr>
-        <w:t>1. Clicking "No" clears the table selection.</w:t>
+        <w:t>1. The Yes/No prompt appears before the change is saved</w:t>
       </w:r>
     </w:p>
     <w:p>
       <w:pPr>
         <w:spacing w:before="0" w:after="40"/>
-        <w:ind w:left="360" w:hanging="240"/>
+        <w:ind w:left="1080" w:hanging="240"/>
       </w:pPr>
       <w:r>
         <w:rPr>
@@ -1844,13 +1543,13 @@
           <w:sz w:val="20"/>
           <w:u w:val="none"/>
         </w:rPr>
-        <w:t>2. The reservation reminder dialog closes.</w:t>
+        <w:t>2. Clicking "No" cancels the table change</w:t>
       </w:r>
     </w:p>
     <w:p>
       <w:pPr>
         <w:spacing w:before="0" w:after="40"/>
-        <w:ind w:left="360" w:hanging="240"/>
+        <w:ind w:left="1080" w:hanging="240"/>
       </w:pPr>
       <w:r>
         <w:rPr>
@@ -1860,7 +1559,23 @@
           <w:sz w:val="20"/>
           <w:u w:val="none"/>
         </w:rPr>
-        <w:t>3. The booking form returns to the table selection state.</w:t>
+        <w:t>3. Clicking "Yes" saves the change</w:t>
+      </w:r>
+    </w:p>
+    <w:p>
+      <w:pPr>
+        <w:spacing w:before="0" w:after="40"/>
+        <w:ind w:left="1080" w:hanging="240"/>
+      </w:pPr>
+      <w:r>
+        <w:rPr>
+          <w:rFonts w:ascii="Arial" w:hAnsi="Arial" w:eastAsia="Arial" w:cs="Arial"/>
+          <w:b w:val="0"/>
+          <w:color w:val="000000"/>
+          <w:sz w:val="20"/>
+          <w:u w:val="none"/>
+        </w:rPr>
+        <w:t>4. The same confirmation number appears only once and the table-no. cell lists every table on that reservation</w:t>
       </w:r>
     </w:p>
     <w:p>
@@ -1875,7 +1590,7 @@
           <w:sz w:val="22"/>
           <w:u w:val="none"/>
         </w:rPr>
-        <w:t>6.2.Click "Yes" keeps the table locked and allows saving</w:t>
+        <w:t>F4.2. Reminder Still Appears When the Conflicting Reservation Is Filtered Out</w:t>
       </w:r>
     </w:p>
     <w:p>
@@ -1896,7 +1611,7 @@
     <w:p>
       <w:pPr>
         <w:spacing w:before="0" w:after="40"/>
-        <w:ind w:left="360" w:hanging="240"/>
+        <w:ind w:left="1080" w:hanging="240"/>
       </w:pPr>
       <w:r>
         <w:rPr>
@@ -1906,23 +1621,7 @@
           <w:sz w:val="20"/>
           <w:u w:val="none"/>
         </w:rPr>
-        <w:t>1. TMS 2.0 is deployed and accessible.</w:t>
-      </w:r>
-    </w:p>
-    <w:p>
-      <w:pPr>
-        <w:spacing w:before="0" w:after="40"/>
-        <w:ind w:left="360" w:hanging="240"/>
-      </w:pPr>
-      <w:r>
-        <w:rPr>
-          <w:rFonts w:ascii="Arial" w:hAnsi="Arial" w:eastAsia="Arial" w:cs="Arial"/>
-          <w:b w:val="0"/>
-          <w:color w:val="000000"/>
-          <w:sz w:val="20"/>
-          <w:u w:val="none"/>
-        </w:rPr>
-        <w:t>2. Table T1 has one upcoming reservation.</w:t>
+        <w:t>1. The reservation on T1 is hidden in the reservation list through a status filter, search or another page in search view</w:t>
       </w:r>
     </w:p>
     <w:p>
@@ -1943,7 +1642,7 @@
     <w:p>
       <w:pPr>
         <w:spacing w:before="0" w:after="40"/>
-        <w:ind w:left="360" w:hanging="240"/>
+        <w:ind w:left="1080" w:hanging="240"/>
       </w:pPr>
       <w:r>
         <w:rPr>
@@ -1953,13 +1652,13 @@
           <w:sz w:val="20"/>
           <w:u w:val="none"/>
         </w:rPr>
-        <w:t>1. Start a new booking and select table T1.</w:t>
+        <w:t>1. Filter the reservation list so the T1 reservation is hidden</w:t>
       </w:r>
     </w:p>
     <w:p>
       <w:pPr>
         <w:spacing w:before="0" w:after="40"/>
-        <w:ind w:left="360" w:hanging="240"/>
+        <w:ind w:left="1080" w:hanging="240"/>
       </w:pPr>
       <w:r>
         <w:rPr>
@@ -1969,39 +1668,7 @@
           <w:sz w:val="20"/>
           <w:u w:val="none"/>
         </w:rPr>
-        <w:t>2. When the reservation reminder popup appears, click "Yes".</w:t>
-      </w:r>
-    </w:p>
-    <w:p>
-      <w:pPr>
-        <w:spacing w:before="0" w:after="40"/>
-        <w:ind w:left="360" w:hanging="240"/>
-      </w:pPr>
-      <w:r>
-        <w:rPr>
-          <w:rFonts w:ascii="Arial" w:hAnsi="Arial" w:eastAsia="Arial" w:cs="Arial"/>
-          <w:b w:val="0"/>
-          <w:color w:val="000000"/>
-          <w:sz w:val="20"/>
-          <w:u w:val="none"/>
-        </w:rPr>
-        <w:t>3. Verify the table stays locked.</w:t>
-      </w:r>
-    </w:p>
-    <w:p>
-      <w:pPr>
-        <w:spacing w:before="0" w:after="40"/>
-        <w:ind w:left="360" w:hanging="240"/>
-      </w:pPr>
-      <w:r>
-        <w:rPr>
-          <w:rFonts w:ascii="Arial" w:hAnsi="Arial" w:eastAsia="Arial" w:cs="Arial"/>
-          <w:b w:val="0"/>
-          <w:color w:val="000000"/>
-          <w:sz w:val="20"/>
-          <w:u w:val="none"/>
-        </w:rPr>
-        <w:t>4. Complete and save the booking.</w:t>
+        <w:t>2. Change another reservation onto T1</w:t>
       </w:r>
     </w:p>
     <w:p>
@@ -2022,7 +1689,7 @@
     <w:p>
       <w:pPr>
         <w:spacing w:before="0" w:after="40"/>
-        <w:ind w:left="360" w:hanging="240"/>
+        <w:ind w:left="1080" w:hanging="240"/>
       </w:pPr>
       <w:r>
         <w:rPr>
@@ -2032,13 +1699,13 @@
           <w:sz w:val="20"/>
           <w:u w:val="none"/>
         </w:rPr>
-        <w:t>1. Clicking "Yes" keeps the table locked.</w:t>
+        <w:t>1. The Yes/No reminder still appears even though the conflicting reservation is not visible in the list</w:t>
       </w:r>
     </w:p>
     <w:p>
       <w:pPr>
         <w:spacing w:before="0" w:after="40"/>
-        <w:ind w:left="360" w:hanging="240"/>
+        <w:ind w:left="1080" w:hanging="240"/>
       </w:pPr>
       <w:r>
         <w:rPr>
@@ -2048,23 +1715,7 @@
           <w:sz w:val="20"/>
           <w:u w:val="none"/>
         </w:rPr>
-        <w:t>2. The booking can be saved successfully.</w:t>
-      </w:r>
-    </w:p>
-    <w:p>
-      <w:pPr>
-        <w:spacing w:before="0" w:after="40"/>
-        <w:ind w:left="360" w:hanging="240"/>
-      </w:pPr>
-      <w:r>
-        <w:rPr>
-          <w:rFonts w:ascii="Arial" w:hAnsi="Arial" w:eastAsia="Arial" w:cs="Arial"/>
-          <w:b w:val="0"/>
-          <w:color w:val="000000"/>
-          <w:sz w:val="20"/>
-          <w:u w:val="none"/>
-        </w:rPr>
-        <w:t>3. The new reservation is created for table T1.</w:t>
+        <w:t>2. The change does not save immediately; it waits for the user's confirmation</w:t>
       </w:r>
     </w:p>
     <w:p>
@@ -2079,7 +1730,7 @@
           <w:sz w:val="24"/>
           <w:u w:val="none"/>
         </w:rPr>
-        <w:t>7.Walk-in Flow - Reminder Interaction</w:t>
+        <w:t>F5. Reservation Filtering and Combined Table Rules</w:t>
       </w:r>
     </w:p>
     <w:p>
@@ -2094,7 +1745,7 @@
           <w:sz w:val="22"/>
           <w:u w:val="none"/>
         </w:rPr>
-        <w:t>7.1.Walk-in on a table with existing reservations opens the reminder popup</w:t>
+        <w:t>F5.1. Only Upcoming Reservations Are Listed</w:t>
       </w:r>
     </w:p>
     <w:p>
@@ -2115,7 +1766,7 @@
     <w:p>
       <w:pPr>
         <w:spacing w:before="0" w:after="40"/>
-        <w:ind w:left="360" w:hanging="240"/>
+        <w:ind w:left="1080" w:hanging="240"/>
       </w:pPr>
       <w:r>
         <w:rPr>
@@ -2125,13 +1776,13 @@
           <w:sz w:val="20"/>
           <w:u w:val="none"/>
         </w:rPr>
-        <w:t>1. TMS 2.0 is deployed and accessible.</w:t>
+        <w:t>1. The booked table has past, completed or no-show reservations in addition to upcoming ones</w:t>
       </w:r>
     </w:p>
     <w:p>
       <w:pPr>
         <w:spacing w:before="0" w:after="40"/>
-        <w:ind w:left="360" w:hanging="240"/>
+        <w:ind w:left="1080" w:hanging="240"/>
       </w:pPr>
       <w:r>
         <w:rPr>
@@ -2141,7 +1792,7 @@
           <w:sz w:val="20"/>
           <w:u w:val="none"/>
         </w:rPr>
-        <w:t>2. Table T1 has one upcoming reservation.</w:t>
+        <w:t>2. One reservation is currently in progress or seated</w:t>
       </w:r>
     </w:p>
     <w:p>
@@ -2162,7 +1813,7 @@
     <w:p>
       <w:pPr>
         <w:spacing w:before="0" w:after="40"/>
-        <w:ind w:left="360" w:hanging="240"/>
+        <w:ind w:left="1080" w:hanging="240"/>
       </w:pPr>
       <w:r>
         <w:rPr>
@@ -2172,39 +1823,7 @@
           <w:sz w:val="20"/>
           <w:u w:val="none"/>
         </w:rPr>
-        <w:t>1. Start a walk-in and select table T1.</w:t>
-      </w:r>
-    </w:p>
-    <w:p>
-      <w:pPr>
-        <w:spacing w:before="0" w:after="40"/>
-        <w:ind w:left="360" w:hanging="240"/>
-      </w:pPr>
-      <w:r>
-        <w:rPr>
-          <w:rFonts w:ascii="Arial" w:hAnsi="Arial" w:eastAsia="Arial" w:cs="Arial"/>
-          <w:b w:val="0"/>
-          <w:color w:val="000000"/>
-          <w:sz w:val="20"/>
-          <w:u w:val="none"/>
-        </w:rPr>
-        <w:t>2. Observe whether the reservation reminder popup appears.</w:t>
-      </w:r>
-    </w:p>
-    <w:p>
-      <w:pPr>
-        <w:spacing w:before="0" w:after="40"/>
-        <w:ind w:left="360" w:hanging="240"/>
-      </w:pPr>
-      <w:r>
-        <w:rPr>
-          <w:rFonts w:ascii="Arial" w:hAnsi="Arial" w:eastAsia="Arial" w:cs="Arial"/>
-          <w:b w:val="0"/>
-          <w:color w:val="000000"/>
-          <w:sz w:val="20"/>
-          <w:u w:val="none"/>
-        </w:rPr>
-        <w:t>3. Verify the message count equals the number of reservations on T1.</w:t>
+        <w:t>1. Start a new booking for that table and review the reminder dialog</w:t>
       </w:r>
     </w:p>
     <w:p>
@@ -2225,7 +1844,7 @@
     <w:p>
       <w:pPr>
         <w:spacing w:before="0" w:after="40"/>
-        <w:ind w:left="360" w:hanging="240"/>
+        <w:ind w:left="1080" w:hanging="240"/>
       </w:pPr>
       <w:r>
         <w:rPr>
@@ -2235,13 +1854,13 @@
           <w:sz w:val="20"/>
           <w:u w:val="none"/>
         </w:rPr>
-        <w:t>1. The reservation reminder popup opens for the walk-in on T1.</w:t>
+        <w:t>1. Past, completed and no-show reservations are not listed</w:t>
       </w:r>
     </w:p>
     <w:p>
       <w:pPr>
         <w:spacing w:before="0" w:after="40"/>
-        <w:ind w:left="360" w:hanging="240"/>
+        <w:ind w:left="1080" w:hanging="240"/>
       </w:pPr>
       <w:r>
         <w:rPr>
@@ -2251,13 +1870,13 @@
           <w:sz w:val="20"/>
           <w:u w:val="none"/>
         </w:rPr>
-        <w:t>2. The message count equals the number of rows (reservations) on T1.</w:t>
+        <w:t>2. Only upcoming reservations for the current or future service period are listed</w:t>
       </w:r>
     </w:p>
     <w:p>
       <w:pPr>
         <w:spacing w:before="0" w:after="40"/>
-        <w:ind w:left="360" w:hanging="240"/>
+        <w:ind w:left="1080" w:hanging="240"/>
       </w:pPr>
       <w:r>
         <w:rPr>
@@ -2267,7 +1886,7 @@
           <w:sz w:val="20"/>
           <w:u w:val="none"/>
         </w:rPr>
-        <w:t>3. The existing reservation(s) with booking time, cover count and confirmation number are listed.</w:t>
+        <w:t>3. The reservation in progress or currently seated is treated as upcoming and is listed</w:t>
       </w:r>
     </w:p>
     <w:p>
@@ -2282,7 +1901,7 @@
           <w:sz w:val="22"/>
           <w:u w:val="none"/>
         </w:rPr>
-        <w:t>7.2.Walk-in "No" resets the form and "Yes" continues the walk-in</w:t>
+        <w:t>F5.2. Reservation Booking Multiple Tables Shows Each Table Number Once per Confirmation</w:t>
       </w:r>
     </w:p>
     <w:p>
@@ -2303,7 +1922,7 @@
     <w:p>
       <w:pPr>
         <w:spacing w:before="0" w:after="40"/>
-        <w:ind w:left="360" w:hanging="240"/>
+        <w:ind w:left="1080" w:hanging="240"/>
       </w:pPr>
       <w:r>
         <w:rPr>
@@ -2313,23 +1932,7 @@
           <w:sz w:val="20"/>
           <w:u w:val="none"/>
         </w:rPr>
-        <w:t>1. TMS 2.0 is deployed and accessible.</w:t>
-      </w:r>
-    </w:p>
-    <w:p>
-      <w:pPr>
-        <w:spacing w:before="0" w:after="40"/>
-        <w:ind w:left="360" w:hanging="240"/>
-      </w:pPr>
-      <w:r>
-        <w:rPr>
-          <w:rFonts w:ascii="Arial" w:hAnsi="Arial" w:eastAsia="Arial" w:cs="Arial"/>
-          <w:b w:val="0"/>
-          <w:color w:val="000000"/>
-          <w:sz w:val="20"/>
-          <w:u w:val="none"/>
-        </w:rPr>
-        <w:t>2. Table T1 has one upcoming reservation.</w:t>
+        <w:t>1. One reservation books both tables T4 and T5</w:t>
       </w:r>
     </w:p>
     <w:p>
@@ -2350,7 +1953,7 @@
     <w:p>
       <w:pPr>
         <w:spacing w:before="0" w:after="40"/>
-        <w:ind w:left="360" w:hanging="240"/>
+        <w:ind w:left="1080" w:hanging="240"/>
       </w:pPr>
       <w:r>
         <w:rPr>
@@ -2360,13 +1963,13 @@
           <w:sz w:val="20"/>
           <w:u w:val="none"/>
         </w:rPr>
-        <w:t>1. Start a walk-in and select table T1.</w:t>
+        <w:t>1. Start a new booking and select T4</w:t>
       </w:r>
     </w:p>
     <w:p>
       <w:pPr>
         <w:spacing w:before="0" w:after="40"/>
-        <w:ind w:left="360" w:hanging="240"/>
+        <w:ind w:left="1080" w:hanging="240"/>
       </w:pPr>
       <w:r>
         <w:rPr>
@@ -2376,55 +1979,7 @@
           <w:sz w:val="20"/>
           <w:u w:val="none"/>
         </w:rPr>
-        <w:t>2. When the reservation reminder popup appears, click "No".</w:t>
-      </w:r>
-    </w:p>
-    <w:p>
-      <w:pPr>
-        <w:spacing w:before="0" w:after="40"/>
-        <w:ind w:left="360" w:hanging="240"/>
-      </w:pPr>
-      <w:r>
-        <w:rPr>
-          <w:rFonts w:ascii="Arial" w:hAnsi="Arial" w:eastAsia="Arial" w:cs="Arial"/>
-          <w:b w:val="0"/>
-          <w:color w:val="000000"/>
-          <w:sz w:val="20"/>
-          <w:u w:val="none"/>
-        </w:rPr>
-        <w:t>3. Verify the walk-in form resets.</w:t>
-      </w:r>
-    </w:p>
-    <w:p>
-      <w:pPr>
-        <w:spacing w:before="0" w:after="40"/>
-        <w:ind w:left="360" w:hanging="240"/>
-      </w:pPr>
-      <w:r>
-        <w:rPr>
-          <w:rFonts w:ascii="Arial" w:hAnsi="Arial" w:eastAsia="Arial" w:cs="Arial"/>
-          <w:b w:val="0"/>
-          <w:color w:val="000000"/>
-          <w:sz w:val="20"/>
-          <w:u w:val="none"/>
-        </w:rPr>
-        <w:t>4. Select T1 again and click "Yes".</w:t>
-      </w:r>
-    </w:p>
-    <w:p>
-      <w:pPr>
-        <w:spacing w:before="0" w:after="40"/>
-        <w:ind w:left="360" w:hanging="240"/>
-      </w:pPr>
-      <w:r>
-        <w:rPr>
-          <w:rFonts w:ascii="Arial" w:hAnsi="Arial" w:eastAsia="Arial" w:cs="Arial"/>
-          <w:b w:val="0"/>
-          <w:color w:val="000000"/>
-          <w:sz w:val="20"/>
-          <w:u w:val="none"/>
-        </w:rPr>
-        <w:t>5. Verify the walk-in continues.</w:t>
+        <w:t>2. Review the reminder dialog row for that reservation</w:t>
       </w:r>
     </w:p>
     <w:p>
@@ -2445,7 +2000,7 @@
     <w:p>
       <w:pPr>
         <w:spacing w:before="0" w:after="40"/>
-        <w:ind w:left="360" w:hanging="240"/>
+        <w:ind w:left="1080" w:hanging="240"/>
       </w:pPr>
       <w:r>
         <w:rPr>
@@ -2455,13 +2010,13 @@
           <w:sz w:val="20"/>
           <w:u w:val="none"/>
         </w:rPr>
-        <w:t>1. Clicking "No" resets the walk-in form.</w:t>
+        <w:t>1. The reservation that includes the exact table being booked is listed</w:t>
       </w:r>
     </w:p>
     <w:p>
       <w:pPr>
         <w:spacing w:before="0" w:after="40"/>
-        <w:ind w:left="360" w:hanging="240"/>
+        <w:ind w:left="1080" w:hanging="240"/>
       </w:pPr>
       <w:r>
         <w:rPr>
@@ -2471,13 +2026,13 @@
           <w:sz w:val="20"/>
           <w:u w:val="none"/>
         </w:rPr>
-        <w:t>2. Clicking "Yes" on the second attempt continues the walk-in.</w:t>
+        <w:t>2. The table-no. cell lists both T4 and T5</w:t>
       </w:r>
     </w:p>
     <w:p>
       <w:pPr>
         <w:spacing w:before="0" w:after="40"/>
-        <w:ind w:left="360" w:hanging="240"/>
+        <w:ind w:left="1080" w:hanging="240"/>
       </w:pPr>
       <w:r>
         <w:rPr>
@@ -2487,58 +2042,13 @@
           <w:sz w:val="20"/>
           <w:u w:val="none"/>
         </w:rPr>
-        <w:t>3. The walk-in is created successfully for table T1.</w:t>
+        <w:t>3. The confirmation number appears only once for that reservation</w:t>
       </w:r>
     </w:p>
     <w:p>
       <w:pPr>
-        <w:spacing w:before="160" w:after="80"/>
-      </w:pPr>
-      <w:r>
-        <w:rPr>
-          <w:rFonts w:ascii="Arial" w:hAnsi="Arial" w:eastAsia="Arial" w:cs="Arial"/>
-          <w:b/>
-          <w:color w:val="001EFF"/>
-          <w:sz w:val="24"/>
-          <w:u w:val="none"/>
-        </w:rPr>
-        <w:t>8.Edit Reservation Flow - Reminder Interaction</w:t>
-      </w:r>
-    </w:p>
-    <w:p>
-      <w:pPr>
-        <w:spacing w:before="120" w:after="60"/>
-      </w:pPr>
-      <w:r>
-        <w:rPr>
-          <w:rFonts w:ascii="Arial" w:hAnsi="Arial" w:eastAsia="Arial" w:cs="Arial"/>
-          <w:b/>
-          <w:color w:val="001EFF"/>
-          <w:sz w:val="22"/>
-          <w:u w:val="none"/>
-        </w:rPr>
-        <w:t>8.1.Adding a table with existing reservations opens the reminder popup</w:t>
-      </w:r>
-    </w:p>
-    <w:p>
-      <w:pPr>
-        <w:spacing w:before="0" w:after="80"/>
-      </w:pPr>
-      <w:r>
-        <w:rPr>
-          <w:rFonts w:ascii="Arial" w:hAnsi="Arial" w:eastAsia="Arial" w:cs="Arial"/>
-          <w:b/>
-          <w:color w:val="000000"/>
-          <w:sz w:val="20"/>
-          <w:u w:val="none"/>
-        </w:rPr>
-        <w:t>Prerequisite(s):</w:t>
-      </w:r>
-    </w:p>
-    <w:p>
-      <w:pPr>
         <w:spacing w:before="0" w:after="40"/>
-        <w:ind w:left="360" w:hanging="240"/>
+        <w:ind w:left="1080" w:hanging="240"/>
       </w:pPr>
       <w:r>
         <w:rPr>
@@ -2548,1279 +2058,7 @@
           <w:sz w:val="20"/>
           <w:u w:val="none"/>
         </w:rPr>
-        <w:t>1. TMS 2.0 is deployed and accessible.</w:t>
-      </w:r>
-    </w:p>
-    <w:p>
-      <w:pPr>
-        <w:spacing w:before="0" w:after="40"/>
-        <w:ind w:left="360" w:hanging="240"/>
-      </w:pPr>
-      <w:r>
-        <w:rPr>
-          <w:rFonts w:ascii="Arial" w:hAnsi="Arial" w:eastAsia="Arial" w:cs="Arial"/>
-          <w:b w:val="0"/>
-          <w:color w:val="000000"/>
-          <w:sz w:val="20"/>
-          <w:u w:val="none"/>
-        </w:rPr>
-        <w:t>2. Table T6 has an existing reservation being edited (with no table added yet, or the original table).</w:t>
-      </w:r>
-    </w:p>
-    <w:p>
-      <w:pPr>
-        <w:spacing w:before="0" w:after="40"/>
-        <w:ind w:left="360" w:hanging="240"/>
-      </w:pPr>
-      <w:r>
-        <w:rPr>
-          <w:rFonts w:ascii="Arial" w:hAnsi="Arial" w:eastAsia="Arial" w:cs="Arial"/>
-          <w:b w:val="0"/>
-          <w:color w:val="000000"/>
-          <w:sz w:val="20"/>
-          <w:u w:val="none"/>
-        </w:rPr>
-        <w:t>3. Table T1 has one other upcoming reservation.</w:t>
-      </w:r>
-    </w:p>
-    <w:p>
-      <w:pPr>
-        <w:spacing w:before="0" w:after="80"/>
-      </w:pPr>
-      <w:r>
-        <w:rPr>
-          <w:rFonts w:ascii="Arial" w:hAnsi="Arial" w:eastAsia="Arial" w:cs="Arial"/>
-          <w:b/>
-          <w:color w:val="000000"/>
-          <w:sz w:val="20"/>
-          <w:u w:val="none"/>
-        </w:rPr>
-        <w:t>Step(s):</w:t>
-      </w:r>
-    </w:p>
-    <w:p>
-      <w:pPr>
-        <w:spacing w:before="0" w:after="40"/>
-        <w:ind w:left="360" w:hanging="240"/>
-      </w:pPr>
-      <w:r>
-        <w:rPr>
-          <w:rFonts w:ascii="Arial" w:hAnsi="Arial" w:eastAsia="Arial" w:cs="Arial"/>
-          <w:b w:val="0"/>
-          <w:color w:val="000000"/>
-          <w:sz w:val="20"/>
-          <w:u w:val="none"/>
-        </w:rPr>
-        <w:t>1. Open the reservation on T6 for editing and do not add a table (its own reservation should not open the dialog).</w:t>
-      </w:r>
-    </w:p>
-    <w:p>
-      <w:pPr>
-        <w:spacing w:before="0" w:after="40"/>
-        <w:ind w:left="360" w:hanging="240"/>
-      </w:pPr>
-      <w:r>
-        <w:rPr>
-          <w:rFonts w:ascii="Arial" w:hAnsi="Arial" w:eastAsia="Arial" w:cs="Arial"/>
-          <w:b w:val="0"/>
-          <w:color w:val="000000"/>
-          <w:sz w:val="20"/>
-          <w:u w:val="none"/>
-        </w:rPr>
-        <w:t>2. Add table T1 to the reservation.</w:t>
-      </w:r>
-    </w:p>
-    <w:p>
-      <w:pPr>
-        <w:spacing w:before="0" w:after="40"/>
-        <w:ind w:left="360" w:hanging="240"/>
-      </w:pPr>
-      <w:r>
-        <w:rPr>
-          <w:rFonts w:ascii="Arial" w:hAnsi="Arial" w:eastAsia="Arial" w:cs="Arial"/>
-          <w:b w:val="0"/>
-          <w:color w:val="000000"/>
-          <w:sz w:val="20"/>
-          <w:u w:val="none"/>
-        </w:rPr>
-        <w:t>3. Observe the reservation reminder popup.</w:t>
-      </w:r>
-    </w:p>
-    <w:p>
-      <w:pPr>
-        <w:spacing w:before="0" w:after="40"/>
-        <w:ind w:left="360" w:hanging="240"/>
-      </w:pPr>
-      <w:r>
-        <w:rPr>
-          <w:rFonts w:ascii="Arial" w:hAnsi="Arial" w:eastAsia="Arial" w:cs="Arial"/>
-          <w:b w:val="0"/>
-          <w:color w:val="000000"/>
-          <w:sz w:val="20"/>
-          <w:u w:val="none"/>
-        </w:rPr>
-        <w:t>4. Verify the top table lists the other reservation on T1 and the yellow table below shows T6 (the original table).</w:t>
-      </w:r>
-    </w:p>
-    <w:p>
-      <w:pPr>
-        <w:spacing w:before="0" w:after="80"/>
-      </w:pPr>
-      <w:r>
-        <w:rPr>
-          <w:rFonts w:ascii="Arial" w:hAnsi="Arial" w:eastAsia="Arial" w:cs="Arial"/>
-          <w:b/>
-          <w:color w:val="000000"/>
-          <w:sz w:val="20"/>
-          <w:u w:val="none"/>
-        </w:rPr>
-        <w:t>Test Result(s):</w:t>
-      </w:r>
-    </w:p>
-    <w:p>
-      <w:pPr>
-        <w:spacing w:before="0" w:after="40"/>
-        <w:ind w:left="360" w:hanging="240"/>
-      </w:pPr>
-      <w:r>
-        <w:rPr>
-          <w:rFonts w:ascii="Arial" w:hAnsi="Arial" w:eastAsia="Arial" w:cs="Arial"/>
-          <w:b w:val="0"/>
-          <w:color w:val="000000"/>
-          <w:sz w:val="20"/>
-          <w:u w:val="none"/>
-        </w:rPr>
-        <w:t>1. Adding T1 opens the reservation reminder popup.</w:t>
-      </w:r>
-    </w:p>
-    <w:p>
-      <w:pPr>
-        <w:spacing w:before="0" w:after="40"/>
-        <w:ind w:left="360" w:hanging="240"/>
-      </w:pPr>
-      <w:r>
-        <w:rPr>
-          <w:rFonts w:ascii="Arial" w:hAnsi="Arial" w:eastAsia="Arial" w:cs="Arial"/>
-          <w:b w:val="0"/>
-          <w:color w:val="000000"/>
-          <w:sz w:val="20"/>
-          <w:u w:val="none"/>
-        </w:rPr>
-        <w:t>2. The top table in the popup lists the other reservation on T1.</w:t>
-      </w:r>
-    </w:p>
-    <w:p>
-      <w:pPr>
-        <w:spacing w:before="0" w:after="40"/>
-        <w:ind w:left="360" w:hanging="240"/>
-      </w:pPr>
-      <w:r>
-        <w:rPr>
-          <w:rFonts w:ascii="Arial" w:hAnsi="Arial" w:eastAsia="Arial" w:cs="Arial"/>
-          <w:b w:val="0"/>
-          <w:color w:val="000000"/>
-          <w:sz w:val="20"/>
-          <w:u w:val="none"/>
-        </w:rPr>
-        <w:t>3. The yellow table below shows T6 (the original table).</w:t>
-      </w:r>
-    </w:p>
-    <w:p>
-      <w:pPr>
-        <w:spacing w:before="0" w:after="40"/>
-        <w:ind w:left="360" w:hanging="240"/>
-      </w:pPr>
-      <w:r>
-        <w:rPr>
-          <w:rFonts w:ascii="Arial" w:hAnsi="Arial" w:eastAsia="Arial" w:cs="Arial"/>
-          <w:b w:val="0"/>
-          <w:color w:val="000000"/>
-          <w:sz w:val="20"/>
-          <w:u w:val="none"/>
-        </w:rPr>
-        <w:t>4. The existing reservation on T6 itself does not trigger the popup.</w:t>
-      </w:r>
-    </w:p>
-    <w:p>
-      <w:pPr>
-        <w:spacing w:before="120" w:after="60"/>
-      </w:pPr>
-      <w:r>
-        <w:rPr>
-          <w:rFonts w:ascii="Arial" w:hAnsi="Arial" w:eastAsia="Arial" w:cs="Arial"/>
-          <w:b/>
-          <w:color w:val="001EFF"/>
-          <w:sz w:val="22"/>
-          <w:u w:val="none"/>
-        </w:rPr>
-        <w:t>8.2.Click "No" unlocks only the newly added conflicting table</w:t>
-      </w:r>
-    </w:p>
-    <w:p>
-      <w:pPr>
-        <w:spacing w:before="0" w:after="80"/>
-      </w:pPr>
-      <w:r>
-        <w:rPr>
-          <w:rFonts w:ascii="Arial" w:hAnsi="Arial" w:eastAsia="Arial" w:cs="Arial"/>
-          <w:b/>
-          <w:color w:val="000000"/>
-          <w:sz w:val="20"/>
-          <w:u w:val="none"/>
-        </w:rPr>
-        <w:t>Prerequisite(s):</w:t>
-      </w:r>
-    </w:p>
-    <w:p>
-      <w:pPr>
-        <w:spacing w:before="0" w:after="40"/>
-        <w:ind w:left="360" w:hanging="240"/>
-      </w:pPr>
-      <w:r>
-        <w:rPr>
-          <w:rFonts w:ascii="Arial" w:hAnsi="Arial" w:eastAsia="Arial" w:cs="Arial"/>
-          <w:b w:val="0"/>
-          <w:color w:val="000000"/>
-          <w:sz w:val="20"/>
-          <w:u w:val="none"/>
-        </w:rPr>
-        <w:t>1. TMS 2.0 is deployed and accessible.</w:t>
-      </w:r>
-    </w:p>
-    <w:p>
-      <w:pPr>
-        <w:spacing w:before="0" w:after="40"/>
-        <w:ind w:left="360" w:hanging="240"/>
-      </w:pPr>
-      <w:r>
-        <w:rPr>
-          <w:rFonts w:ascii="Arial" w:hAnsi="Arial" w:eastAsia="Arial" w:cs="Arial"/>
-          <w:b w:val="0"/>
-          <w:color w:val="000000"/>
-          <w:sz w:val="20"/>
-          <w:u w:val="none"/>
-        </w:rPr>
-        <w:t>2. A reservation on T6 is being edited with T1 (full) and T7 (empty) added.</w:t>
-      </w:r>
-    </w:p>
-    <w:p>
-      <w:pPr>
-        <w:spacing w:before="0" w:after="80"/>
-      </w:pPr>
-      <w:r>
-        <w:rPr>
-          <w:rFonts w:ascii="Arial" w:hAnsi="Arial" w:eastAsia="Arial" w:cs="Arial"/>
-          <w:b/>
-          <w:color w:val="000000"/>
-          <w:sz w:val="20"/>
-          <w:u w:val="none"/>
-        </w:rPr>
-        <w:t>Step(s):</w:t>
-      </w:r>
-    </w:p>
-    <w:p>
-      <w:pPr>
-        <w:spacing w:before="0" w:after="40"/>
-        <w:ind w:left="360" w:hanging="240"/>
-      </w:pPr>
-      <w:r>
-        <w:rPr>
-          <w:rFonts w:ascii="Arial" w:hAnsi="Arial" w:eastAsia="Arial" w:cs="Arial"/>
-          <w:b w:val="0"/>
-          <w:color w:val="000000"/>
-          <w:sz w:val="20"/>
-          <w:u w:val="none"/>
-        </w:rPr>
-        <w:t>1. Open the edit view of the reservation on T6.</w:t>
-      </w:r>
-    </w:p>
-    <w:p>
-      <w:pPr>
-        <w:spacing w:before="0" w:after="40"/>
-        <w:ind w:left="360" w:hanging="240"/>
-      </w:pPr>
-      <w:r>
-        <w:rPr>
-          <w:rFonts w:ascii="Arial" w:hAnsi="Arial" w:eastAsia="Arial" w:cs="Arial"/>
-          <w:b w:val="0"/>
-          <w:color w:val="000000"/>
-          <w:sz w:val="20"/>
-          <w:u w:val="none"/>
-        </w:rPr>
-        <w:t>2. Add empty table T7, then add full table T1.</w:t>
-      </w:r>
-    </w:p>
-    <w:p>
-      <w:pPr>
-        <w:spacing w:before="0" w:after="40"/>
-        <w:ind w:left="360" w:hanging="240"/>
-      </w:pPr>
-      <w:r>
-        <w:rPr>
-          <w:rFonts w:ascii="Arial" w:hAnsi="Arial" w:eastAsia="Arial" w:cs="Arial"/>
-          <w:b w:val="0"/>
-          <w:color w:val="000000"/>
-          <w:sz w:val="20"/>
-          <w:u w:val="none"/>
-        </w:rPr>
-        <w:t>3. When the reservation reminder popup appears, click "No".</w:t>
-      </w:r>
-    </w:p>
-    <w:p>
-      <w:pPr>
-        <w:spacing w:before="0" w:after="40"/>
-        <w:ind w:left="360" w:hanging="240"/>
-      </w:pPr>
-      <w:r>
-        <w:rPr>
-          <w:rFonts w:ascii="Arial" w:hAnsi="Arial" w:eastAsia="Arial" w:cs="Arial"/>
-          <w:b w:val="0"/>
-          <w:color w:val="000000"/>
-          <w:sz w:val="20"/>
-          <w:u w:val="none"/>
-        </w:rPr>
-        <w:t>4. Verify which tables remain locked and which are unlocked.</w:t>
-      </w:r>
-    </w:p>
-    <w:p>
-      <w:pPr>
-        <w:spacing w:before="0" w:after="80"/>
-      </w:pPr>
-      <w:r>
-        <w:rPr>
-          <w:rFonts w:ascii="Arial" w:hAnsi="Arial" w:eastAsia="Arial" w:cs="Arial"/>
-          <w:b/>
-          <w:color w:val="000000"/>
-          <w:sz w:val="20"/>
-          <w:u w:val="none"/>
-        </w:rPr>
-        <w:t>Test Result(s):</w:t>
-      </w:r>
-    </w:p>
-    <w:p>
-      <w:pPr>
-        <w:spacing w:before="0" w:after="40"/>
-        <w:ind w:left="360" w:hanging="240"/>
-      </w:pPr>
-      <w:r>
-        <w:rPr>
-          <w:rFonts w:ascii="Arial" w:hAnsi="Arial" w:eastAsia="Arial" w:cs="Arial"/>
-          <w:b w:val="0"/>
-          <w:color w:val="000000"/>
-          <w:sz w:val="20"/>
-          <w:u w:val="none"/>
-        </w:rPr>
-        <w:t>1. Clicking "No" unlocks only T1 (the conflicting table).</w:t>
-      </w:r>
-    </w:p>
-    <w:p>
-      <w:pPr>
-        <w:spacing w:before="0" w:after="40"/>
-        <w:ind w:left="360" w:hanging="240"/>
-      </w:pPr>
-      <w:r>
-        <w:rPr>
-          <w:rFonts w:ascii="Arial" w:hAnsi="Arial" w:eastAsia="Arial" w:cs="Arial"/>
-          <w:b w:val="0"/>
-          <w:color w:val="000000"/>
-          <w:sz w:val="20"/>
-          <w:u w:val="none"/>
-        </w:rPr>
-        <w:t>2. T7 (the newly added empty table) remains locked.</w:t>
-      </w:r>
-    </w:p>
-    <w:p>
-      <w:pPr>
-        <w:spacing w:before="0" w:after="40"/>
-        <w:ind w:left="360" w:hanging="240"/>
-      </w:pPr>
-      <w:r>
-        <w:rPr>
-          <w:rFonts w:ascii="Arial" w:hAnsi="Arial" w:eastAsia="Arial" w:cs="Arial"/>
-          <w:b w:val="0"/>
-          <w:color w:val="000000"/>
-          <w:sz w:val="20"/>
-          <w:u w:val="none"/>
-        </w:rPr>
-        <w:t>3. T6 (the original table) remains locked.</w:t>
-      </w:r>
-    </w:p>
-    <w:p>
-      <w:pPr>
-        <w:spacing w:before="0" w:after="40"/>
-        <w:ind w:left="360" w:hanging="240"/>
-      </w:pPr>
-      <w:r>
-        <w:rPr>
-          <w:rFonts w:ascii="Arial" w:hAnsi="Arial" w:eastAsia="Arial" w:cs="Arial"/>
-          <w:b w:val="0"/>
-          <w:color w:val="000000"/>
-          <w:sz w:val="20"/>
-          <w:u w:val="none"/>
-        </w:rPr>
-        <w:t>4. Only the conflicting table is removed when "No" is clicked.</w:t>
-      </w:r>
-    </w:p>
-    <w:p>
-      <w:pPr>
-        <w:spacing w:before="120" w:after="60"/>
-      </w:pPr>
-      <w:r>
-        <w:rPr>
-          <w:rFonts w:ascii="Arial" w:hAnsi="Arial" w:eastAsia="Arial" w:cs="Arial"/>
-          <w:b/>
-          <w:color w:val="001EFF"/>
-          <w:sz w:val="22"/>
-          <w:u w:val="none"/>
-        </w:rPr>
-        <w:t>8.3.Click "Yes" keeps both tables locked and allows saving</w:t>
-      </w:r>
-    </w:p>
-    <w:p>
-      <w:pPr>
-        <w:spacing w:before="0" w:after="80"/>
-      </w:pPr>
-      <w:r>
-        <w:rPr>
-          <w:rFonts w:ascii="Arial" w:hAnsi="Arial" w:eastAsia="Arial" w:cs="Arial"/>
-          <w:b/>
-          <w:color w:val="000000"/>
-          <w:sz w:val="20"/>
-          <w:u w:val="none"/>
-        </w:rPr>
-        <w:t>Prerequisite(s):</w:t>
-      </w:r>
-    </w:p>
-    <w:p>
-      <w:pPr>
-        <w:spacing w:before="0" w:after="40"/>
-        <w:ind w:left="360" w:hanging="240"/>
-      </w:pPr>
-      <w:r>
-        <w:rPr>
-          <w:rFonts w:ascii="Arial" w:hAnsi="Arial" w:eastAsia="Arial" w:cs="Arial"/>
-          <w:b w:val="0"/>
-          <w:color w:val="000000"/>
-          <w:sz w:val="20"/>
-          <w:u w:val="none"/>
-        </w:rPr>
-        <w:t>1. TMS 2.0 is deployed and accessible.</w:t>
-      </w:r>
-    </w:p>
-    <w:p>
-      <w:pPr>
-        <w:spacing w:before="0" w:after="40"/>
-        <w:ind w:left="360" w:hanging="240"/>
-      </w:pPr>
-      <w:r>
-        <w:rPr>
-          <w:rFonts w:ascii="Arial" w:hAnsi="Arial" w:eastAsia="Arial" w:cs="Arial"/>
-          <w:b w:val="0"/>
-          <w:color w:val="000000"/>
-          <w:sz w:val="20"/>
-          <w:u w:val="none"/>
-        </w:rPr>
-        <w:t>2. A reservation on T6 is being edited with T1 added.</w:t>
-      </w:r>
-    </w:p>
-    <w:p>
-      <w:pPr>
-        <w:spacing w:before="0" w:after="80"/>
-      </w:pPr>
-      <w:r>
-        <w:rPr>
-          <w:rFonts w:ascii="Arial" w:hAnsi="Arial" w:eastAsia="Arial" w:cs="Arial"/>
-          <w:b/>
-          <w:color w:val="000000"/>
-          <w:sz w:val="20"/>
-          <w:u w:val="none"/>
-        </w:rPr>
-        <w:t>Step(s):</w:t>
-      </w:r>
-    </w:p>
-    <w:p>
-      <w:pPr>
-        <w:spacing w:before="0" w:after="40"/>
-        <w:ind w:left="360" w:hanging="240"/>
-      </w:pPr>
-      <w:r>
-        <w:rPr>
-          <w:rFonts w:ascii="Arial" w:hAnsi="Arial" w:eastAsia="Arial" w:cs="Arial"/>
-          <w:b w:val="0"/>
-          <w:color w:val="000000"/>
-          <w:sz w:val="20"/>
-          <w:u w:val="none"/>
-        </w:rPr>
-        <w:t>1. Open the edit view of the reservation on T6.</w:t>
-      </w:r>
-    </w:p>
-    <w:p>
-      <w:pPr>
-        <w:spacing w:before="0" w:after="40"/>
-        <w:ind w:left="360" w:hanging="240"/>
-      </w:pPr>
-      <w:r>
-        <w:rPr>
-          <w:rFonts w:ascii="Arial" w:hAnsi="Arial" w:eastAsia="Arial" w:cs="Arial"/>
-          <w:b w:val="0"/>
-          <w:color w:val="000000"/>
-          <w:sz w:val="20"/>
-          <w:u w:val="none"/>
-        </w:rPr>
-        <w:t>2. Add table T1.</w:t>
-      </w:r>
-    </w:p>
-    <w:p>
-      <w:pPr>
-        <w:spacing w:before="0" w:after="40"/>
-        <w:ind w:left="360" w:hanging="240"/>
-      </w:pPr>
-      <w:r>
-        <w:rPr>
-          <w:rFonts w:ascii="Arial" w:hAnsi="Arial" w:eastAsia="Arial" w:cs="Arial"/>
-          <w:b w:val="0"/>
-          <w:color w:val="000000"/>
-          <w:sz w:val="20"/>
-          <w:u w:val="none"/>
-        </w:rPr>
-        <w:t>3. When the reservation reminder popup appears, click "Yes".</w:t>
-      </w:r>
-    </w:p>
-    <w:p>
-      <w:pPr>
-        <w:spacing w:before="0" w:after="40"/>
-        <w:ind w:left="360" w:hanging="240"/>
-      </w:pPr>
-      <w:r>
-        <w:rPr>
-          <w:rFonts w:ascii="Arial" w:hAnsi="Arial" w:eastAsia="Arial" w:cs="Arial"/>
-          <w:b w:val="0"/>
-          <w:color w:val="000000"/>
-          <w:sz w:val="20"/>
-          <w:u w:val="none"/>
-        </w:rPr>
-        <w:t>4. Verify both T1 and T6 stay locked.</w:t>
-      </w:r>
-    </w:p>
-    <w:p>
-      <w:pPr>
-        <w:spacing w:before="0" w:after="40"/>
-        <w:ind w:left="360" w:hanging="240"/>
-      </w:pPr>
-      <w:r>
-        <w:rPr>
-          <w:rFonts w:ascii="Arial" w:hAnsi="Arial" w:eastAsia="Arial" w:cs="Arial"/>
-          <w:b w:val="0"/>
-          <w:color w:val="000000"/>
-          <w:sz w:val="20"/>
-          <w:u w:val="none"/>
-        </w:rPr>
-        <w:t>5. Save the reservation.</w:t>
-      </w:r>
-    </w:p>
-    <w:p>
-      <w:pPr>
-        <w:spacing w:before="0" w:after="80"/>
-      </w:pPr>
-      <w:r>
-        <w:rPr>
-          <w:rFonts w:ascii="Arial" w:hAnsi="Arial" w:eastAsia="Arial" w:cs="Arial"/>
-          <w:b/>
-          <w:color w:val="000000"/>
-          <w:sz w:val="20"/>
-          <w:u w:val="none"/>
-        </w:rPr>
-        <w:t>Test Result(s):</w:t>
-      </w:r>
-    </w:p>
-    <w:p>
-      <w:pPr>
-        <w:spacing w:before="0" w:after="40"/>
-        <w:ind w:left="360" w:hanging="240"/>
-      </w:pPr>
-      <w:r>
-        <w:rPr>
-          <w:rFonts w:ascii="Arial" w:hAnsi="Arial" w:eastAsia="Arial" w:cs="Arial"/>
-          <w:b w:val="0"/>
-          <w:color w:val="000000"/>
-          <w:sz w:val="20"/>
-          <w:u w:val="none"/>
-        </w:rPr>
-        <w:t>1. Clicking "Yes" keeps both T1 and T6 locked.</w:t>
-      </w:r>
-    </w:p>
-    <w:p>
-      <w:pPr>
-        <w:spacing w:before="0" w:after="40"/>
-        <w:ind w:left="360" w:hanging="240"/>
-      </w:pPr>
-      <w:r>
-        <w:rPr>
-          <w:rFonts w:ascii="Arial" w:hAnsi="Arial" w:eastAsia="Arial" w:cs="Arial"/>
-          <w:b w:val="0"/>
-          <w:color w:val="000000"/>
-          <w:sz w:val="20"/>
-          <w:u w:val="none"/>
-        </w:rPr>
-        <w:t>2. The reservation can be saved successfully with both tables.</w:t>
-      </w:r>
-    </w:p>
-    <w:p>
-      <w:pPr>
-        <w:spacing w:before="160" w:after="80"/>
-      </w:pPr>
-      <w:r>
-        <w:rPr>
-          <w:rFonts w:ascii="Arial" w:hAnsi="Arial" w:eastAsia="Arial" w:cs="Arial"/>
-          <w:b/>
-          <w:color w:val="001EFF"/>
-          <w:sz w:val="24"/>
-          <w:u w:val="none"/>
-        </w:rPr>
-        <w:t>9.Quick Edit Flow - Reminder Interaction</w:t>
-      </w:r>
-    </w:p>
-    <w:p>
-      <w:pPr>
-        <w:spacing w:before="120" w:after="60"/>
-      </w:pPr>
-      <w:r>
-        <w:rPr>
-          <w:rFonts w:ascii="Arial" w:hAnsi="Arial" w:eastAsia="Arial" w:cs="Arial"/>
-          <w:b/>
-          <w:color w:val="001EFF"/>
-          <w:sz w:val="22"/>
-          <w:u w:val="none"/>
-        </w:rPr>
-        <w:t>9.1.Quick edit changing a reservation's table to a full table shows Yes/No popup</w:t>
-      </w:r>
-    </w:p>
-    <w:p>
-      <w:pPr>
-        <w:spacing w:before="0" w:after="80"/>
-      </w:pPr>
-      <w:r>
-        <w:rPr>
-          <w:rFonts w:ascii="Arial" w:hAnsi="Arial" w:eastAsia="Arial" w:cs="Arial"/>
-          <w:b/>
-          <w:color w:val="000000"/>
-          <w:sz w:val="20"/>
-          <w:u w:val="none"/>
-        </w:rPr>
-        <w:t>Prerequisite(s):</w:t>
-      </w:r>
-    </w:p>
-    <w:p>
-      <w:pPr>
-        <w:spacing w:before="0" w:after="40"/>
-        <w:ind w:left="360" w:hanging="240"/>
-      </w:pPr>
-      <w:r>
-        <w:rPr>
-          <w:rFonts w:ascii="Arial" w:hAnsi="Arial" w:eastAsia="Arial" w:cs="Arial"/>
-          <w:b w:val="0"/>
-          <w:color w:val="000000"/>
-          <w:sz w:val="20"/>
-          <w:u w:val="none"/>
-        </w:rPr>
-        <w:t>1. TMS 2.0 is deployed and accessible.</w:t>
-      </w:r>
-    </w:p>
-    <w:p>
-      <w:pPr>
-        <w:spacing w:before="0" w:after="40"/>
-        <w:ind w:left="360" w:hanging="240"/>
-      </w:pPr>
-      <w:r>
-        <w:rPr>
-          <w:rFonts w:ascii="Arial" w:hAnsi="Arial" w:eastAsia="Arial" w:cs="Arial"/>
-          <w:b w:val="0"/>
-          <w:color w:val="000000"/>
-          <w:sz w:val="20"/>
-          <w:u w:val="none"/>
-        </w:rPr>
-        <w:t>2. Table T1 has an upcoming reservation visible on the reservation list.</w:t>
-      </w:r>
-    </w:p>
-    <w:p>
-      <w:pPr>
-        <w:spacing w:before="0" w:after="40"/>
-        <w:ind w:left="360" w:hanging="240"/>
-      </w:pPr>
-      <w:r>
-        <w:rPr>
-          <w:rFonts w:ascii="Arial" w:hAnsi="Arial" w:eastAsia="Arial" w:cs="Arial"/>
-          <w:b w:val="0"/>
-          <w:color w:val="000000"/>
-          <w:sz w:val="20"/>
-          <w:u w:val="none"/>
-        </w:rPr>
-        <w:t>3. Another reservation exists that can be moved to T1.</w:t>
-      </w:r>
-    </w:p>
-    <w:p>
-      <w:pPr>
-        <w:spacing w:before="0" w:after="80"/>
-      </w:pPr>
-      <w:r>
-        <w:rPr>
-          <w:rFonts w:ascii="Arial" w:hAnsi="Arial" w:eastAsia="Arial" w:cs="Arial"/>
-          <w:b/>
-          <w:color w:val="000000"/>
-          <w:sz w:val="20"/>
-          <w:u w:val="none"/>
-        </w:rPr>
-        <w:t>Step(s):</w:t>
-      </w:r>
-    </w:p>
-    <w:p>
-      <w:pPr>
-        <w:spacing w:before="0" w:after="40"/>
-        <w:ind w:left="360" w:hanging="240"/>
-      </w:pPr>
-      <w:r>
-        <w:rPr>
-          <w:rFonts w:ascii="Arial" w:hAnsi="Arial" w:eastAsia="Arial" w:cs="Arial"/>
-          <w:b w:val="0"/>
-          <w:color w:val="000000"/>
-          <w:sz w:val="20"/>
-          <w:u w:val="none"/>
-        </w:rPr>
-        <w:t>1. On the reservation list, change another reservation's table to T1 while the existing reservation on T1 is visible.</w:t>
-      </w:r>
-    </w:p>
-    <w:p>
-      <w:pPr>
-        <w:spacing w:before="0" w:after="40"/>
-        <w:ind w:left="360" w:hanging="240"/>
-      </w:pPr>
-      <w:r>
-        <w:rPr>
-          <w:rFonts w:ascii="Arial" w:hAnsi="Arial" w:eastAsia="Arial" w:cs="Arial"/>
-          <w:b w:val="0"/>
-          <w:color w:val="000000"/>
-          <w:sz w:val="20"/>
-          <w:u w:val="none"/>
-        </w:rPr>
-        <w:t>2. Observe whether the Yes/No popup appears before saving.</w:t>
-      </w:r>
-    </w:p>
-    <w:p>
-      <w:pPr>
-        <w:spacing w:before="0" w:after="40"/>
-        <w:ind w:left="360" w:hanging="240"/>
-      </w:pPr>
-      <w:r>
-        <w:rPr>
-          <w:rFonts w:ascii="Arial" w:hAnsi="Arial" w:eastAsia="Arial" w:cs="Arial"/>
-          <w:b w:val="0"/>
-          <w:color w:val="000000"/>
-          <w:sz w:val="20"/>
-          <w:u w:val="none"/>
-        </w:rPr>
-        <w:t>3. Click "Yes" and verify the change is saved.</w:t>
-      </w:r>
-    </w:p>
-    <w:p>
-      <w:pPr>
-        <w:spacing w:before="0" w:after="40"/>
-        <w:ind w:left="360" w:hanging="240"/>
-      </w:pPr>
-      <w:r>
-        <w:rPr>
-          <w:rFonts w:ascii="Arial" w:hAnsi="Arial" w:eastAsia="Arial" w:cs="Arial"/>
-          <w:b w:val="0"/>
-          <w:color w:val="000000"/>
-          <w:sz w:val="20"/>
-          <w:u w:val="none"/>
-        </w:rPr>
-        <w:t>4. Repeat the process and click "No" to verify the change is cancelled.</w:t>
-      </w:r>
-    </w:p>
-    <w:p>
-      <w:pPr>
-        <w:spacing w:before="0" w:after="80"/>
-      </w:pPr>
-      <w:r>
-        <w:rPr>
-          <w:rFonts w:ascii="Arial" w:hAnsi="Arial" w:eastAsia="Arial" w:cs="Arial"/>
-          <w:b/>
-          <w:color w:val="000000"/>
-          <w:sz w:val="20"/>
-          <w:u w:val="none"/>
-        </w:rPr>
-        <w:t>Test Result(s):</w:t>
-      </w:r>
-    </w:p>
-    <w:p>
-      <w:pPr>
-        <w:spacing w:before="0" w:after="40"/>
-        <w:ind w:left="360" w:hanging="240"/>
-      </w:pPr>
-      <w:r>
-        <w:rPr>
-          <w:rFonts w:ascii="Arial" w:hAnsi="Arial" w:eastAsia="Arial" w:cs="Arial"/>
-          <w:b w:val="0"/>
-          <w:color w:val="000000"/>
-          <w:sz w:val="20"/>
-          <w:u w:val="none"/>
-        </w:rPr>
-        <w:t>1. The Yes/No popup appears before saving when changing a reservation onto T1 (which has an existing reservation).</w:t>
-      </w:r>
-    </w:p>
-    <w:p>
-      <w:pPr>
-        <w:spacing w:before="0" w:after="40"/>
-        <w:ind w:left="360" w:hanging="240"/>
-      </w:pPr>
-      <w:r>
-        <w:rPr>
-          <w:rFonts w:ascii="Arial" w:hAnsi="Arial" w:eastAsia="Arial" w:cs="Arial"/>
-          <w:b w:val="0"/>
-          <w:color w:val="000000"/>
-          <w:sz w:val="20"/>
-          <w:u w:val="none"/>
-        </w:rPr>
-        <w:t>2. Clicking "Yes" saves the table change.</w:t>
-      </w:r>
-    </w:p>
-    <w:p>
-      <w:pPr>
-        <w:spacing w:before="0" w:after="40"/>
-        <w:ind w:left="360" w:hanging="240"/>
-      </w:pPr>
-      <w:r>
-        <w:rPr>
-          <w:rFonts w:ascii="Arial" w:hAnsi="Arial" w:eastAsia="Arial" w:cs="Arial"/>
-          <w:b w:val="0"/>
-          <w:color w:val="000000"/>
-          <w:sz w:val="20"/>
-          <w:u w:val="none"/>
-        </w:rPr>
-        <w:t>3. Clicking "No" cancels the table change.</w:t>
-      </w:r>
-    </w:p>
-    <w:p>
-      <w:pPr>
-        <w:spacing w:before="0" w:after="40"/>
-        <w:ind w:left="360" w:hanging="240"/>
-      </w:pPr>
-      <w:r>
-        <w:rPr>
-          <w:rFonts w:ascii="Arial" w:hAnsi="Arial" w:eastAsia="Arial" w:cs="Arial"/>
-          <w:b w:val="0"/>
-          <w:color w:val="000000"/>
-          <w:sz w:val="20"/>
-          <w:u w:val="none"/>
-        </w:rPr>
-        <w:t>4. The same confirmation number appears only once, and the table-no. cell lists every table on that reservation.</w:t>
-      </w:r>
-    </w:p>
-    <w:p>
-      <w:pPr>
-        <w:spacing w:before="120" w:after="60"/>
-      </w:pPr>
-      <w:r>
-        <w:rPr>
-          <w:rFonts w:ascii="Arial" w:hAnsi="Arial" w:eastAsia="Arial" w:cs="Arial"/>
-          <w:b/>
-          <w:color w:val="001EFF"/>
-          <w:sz w:val="22"/>
-          <w:u w:val="none"/>
-        </w:rPr>
-        <w:t>9.2.Quick edit popup appears even when the existing reservation is filtered out</w:t>
-      </w:r>
-    </w:p>
-    <w:p>
-      <w:pPr>
-        <w:spacing w:before="0" w:after="80"/>
-      </w:pPr>
-      <w:r>
-        <w:rPr>
-          <w:rFonts w:ascii="Arial" w:hAnsi="Arial" w:eastAsia="Arial" w:cs="Arial"/>
-          <w:b/>
-          <w:color w:val="000000"/>
-          <w:sz w:val="20"/>
-          <w:u w:val="none"/>
-        </w:rPr>
-        <w:t>Prerequisite(s):</w:t>
-      </w:r>
-    </w:p>
-    <w:p>
-      <w:pPr>
-        <w:spacing w:before="0" w:after="40"/>
-        <w:ind w:left="360" w:hanging="240"/>
-      </w:pPr>
-      <w:r>
-        <w:rPr>
-          <w:rFonts w:ascii="Arial" w:hAnsi="Arial" w:eastAsia="Arial" w:cs="Arial"/>
-          <w:b w:val="0"/>
-          <w:color w:val="000000"/>
-          <w:sz w:val="20"/>
-          <w:u w:val="none"/>
-        </w:rPr>
-        <w:t>1. TMS 2.0 is deployed and accessible.</w:t>
-      </w:r>
-    </w:p>
-    <w:p>
-      <w:pPr>
-        <w:spacing w:before="0" w:after="40"/>
-        <w:ind w:left="360" w:hanging="240"/>
-      </w:pPr>
-      <w:r>
-        <w:rPr>
-          <w:rFonts w:ascii="Arial" w:hAnsi="Arial" w:eastAsia="Arial" w:cs="Arial"/>
-          <w:b w:val="0"/>
-          <w:color w:val="000000"/>
-          <w:sz w:val="20"/>
-          <w:u w:val="none"/>
-        </w:rPr>
-        <w:t>2. Table T1 has an upcoming reservation.</w:t>
-      </w:r>
-    </w:p>
-    <w:p>
-      <w:pPr>
-        <w:spacing w:before="0" w:after="40"/>
-        <w:ind w:left="360" w:hanging="240"/>
-      </w:pPr>
-      <w:r>
-        <w:rPr>
-          <w:rFonts w:ascii="Arial" w:hAnsi="Arial" w:eastAsia="Arial" w:cs="Arial"/>
-          <w:b w:val="0"/>
-          <w:color w:val="000000"/>
-          <w:sz w:val="20"/>
-          <w:u w:val="none"/>
-        </w:rPr>
-        <w:t>3. The reservation list can be filtered by status, search, or pagination.</w:t>
-      </w:r>
-    </w:p>
-    <w:p>
-      <w:pPr>
-        <w:spacing w:before="0" w:after="80"/>
-      </w:pPr>
-      <w:r>
-        <w:rPr>
-          <w:rFonts w:ascii="Arial" w:hAnsi="Arial" w:eastAsia="Arial" w:cs="Arial"/>
-          <w:b/>
-          <w:color w:val="000000"/>
-          <w:sz w:val="20"/>
-          <w:u w:val="none"/>
-        </w:rPr>
-        <w:t>Step(s):</w:t>
-      </w:r>
-    </w:p>
-    <w:p>
-      <w:pPr>
-        <w:spacing w:before="0" w:after="40"/>
-        <w:ind w:left="360" w:hanging="240"/>
-      </w:pPr>
-      <w:r>
-        <w:rPr>
-          <w:rFonts w:ascii="Arial" w:hAnsi="Arial" w:eastAsia="Arial" w:cs="Arial"/>
-          <w:b w:val="0"/>
-          <w:color w:val="000000"/>
-          <w:sz w:val="20"/>
-          <w:u w:val="none"/>
-        </w:rPr>
-        <w:t>1. Filter the reservation list so the reservation on T1 is hidden (using status filter, search, or another page in the search view).</w:t>
-      </w:r>
-    </w:p>
-    <w:p>
-      <w:pPr>
-        <w:spacing w:before="0" w:after="40"/>
-        <w:ind w:left="360" w:hanging="240"/>
-      </w:pPr>
-      <w:r>
-        <w:rPr>
-          <w:rFonts w:ascii="Arial" w:hAnsi="Arial" w:eastAsia="Arial" w:cs="Arial"/>
-          <w:b w:val="0"/>
-          <w:color w:val="000000"/>
-          <w:sz w:val="20"/>
-          <w:u w:val="none"/>
-        </w:rPr>
-        <w:t>2. Change another reservation onto T1.</w:t>
-      </w:r>
-    </w:p>
-    <w:p>
-      <w:pPr>
-        <w:spacing w:before="0" w:after="40"/>
-        <w:ind w:left="360" w:hanging="240"/>
-      </w:pPr>
-      <w:r>
-        <w:rPr>
-          <w:rFonts w:ascii="Arial" w:hAnsi="Arial" w:eastAsia="Arial" w:cs="Arial"/>
-          <w:b w:val="0"/>
-          <w:color w:val="000000"/>
-          <w:sz w:val="20"/>
-          <w:u w:val="none"/>
-        </w:rPr>
-        <w:t>3. Observe whether the Yes/No popup appears.</w:t>
-      </w:r>
-    </w:p>
-    <w:p>
-      <w:pPr>
-        <w:spacing w:before="0" w:after="80"/>
-      </w:pPr>
-      <w:r>
-        <w:rPr>
-          <w:rFonts w:ascii="Arial" w:hAnsi="Arial" w:eastAsia="Arial" w:cs="Arial"/>
-          <w:b/>
-          <w:color w:val="000000"/>
-          <w:sz w:val="20"/>
-          <w:u w:val="none"/>
-        </w:rPr>
-        <w:t>Test Result(s):</w:t>
-      </w:r>
-    </w:p>
-    <w:p>
-      <w:pPr>
-        <w:spacing w:before="0" w:after="40"/>
-        <w:ind w:left="360" w:hanging="240"/>
-      </w:pPr>
-      <w:r>
-        <w:rPr>
-          <w:rFonts w:ascii="Arial" w:hAnsi="Arial" w:eastAsia="Arial" w:cs="Arial"/>
-          <w:b w:val="0"/>
-          <w:color w:val="000000"/>
-          <w:sz w:val="20"/>
-          <w:u w:val="none"/>
-        </w:rPr>
-        <w:t>1. The Yes/No popup still appears even when the existing reservation on T1 is filtered out of the visible list.</w:t>
-      </w:r>
-    </w:p>
-    <w:p>
-      <w:pPr>
-        <w:spacing w:before="0" w:after="40"/>
-        <w:ind w:left="360" w:hanging="240"/>
-      </w:pPr>
-      <w:r>
-        <w:rPr>
-          <w:rFonts w:ascii="Arial" w:hAnsi="Arial" w:eastAsia="Arial" w:cs="Arial"/>
-          <w:b w:val="0"/>
-          <w:color w:val="000000"/>
-          <w:sz w:val="20"/>
-          <w:u w:val="none"/>
-        </w:rPr>
-        <w:t>2. The change does not save immediately without the popup confirmation.</w:t>
-      </w:r>
-    </w:p>
-    <w:p>
-      <w:pPr>
-        <w:spacing w:before="0" w:after="40"/>
-        <w:ind w:left="360" w:hanging="240"/>
-      </w:pPr>
-      <w:r>
-        <w:rPr>
-          <w:rFonts w:ascii="Arial" w:hAnsi="Arial" w:eastAsia="Arial" w:cs="Arial"/>
-          <w:b w:val="0"/>
-          <w:color w:val="000000"/>
-          <w:sz w:val="20"/>
-          <w:u w:val="none"/>
-        </w:rPr>
-        <w:t>3. The popup correctly shows the existing reservation details even when the reservation is not visible in the current list view.</w:t>
-      </w:r>
-    </w:p>
-    <w:p>
-      <w:pPr>
-        <w:spacing w:before="160" w:after="80"/>
-      </w:pPr>
-      <w:r>
-        <w:rPr>
-          <w:rFonts w:ascii="Arial" w:hAnsi="Arial" w:eastAsia="Arial" w:cs="Arial"/>
-          <w:b/>
-          <w:color w:val="001EFF"/>
-          <w:sz w:val="24"/>
-          <w:u w:val="none"/>
-        </w:rPr>
-        <w:t>10.Completed and No-Show Reservations Exclusion</w:t>
-      </w:r>
-    </w:p>
-    <w:p>
-      <w:pPr>
-        <w:spacing w:before="120" w:after="60"/>
-      </w:pPr>
-      <w:r>
-        <w:rPr>
-          <w:rFonts w:ascii="Arial" w:hAnsi="Arial" w:eastAsia="Arial" w:cs="Arial"/>
-          <w:b/>
-          <w:color w:val="001EFF"/>
-          <w:sz w:val="22"/>
-          <w:u w:val="none"/>
-        </w:rPr>
-        <w:t>10.1.Completed and no-show reservations are not listed in the reminder popup</w:t>
-      </w:r>
-    </w:p>
-    <w:p>
-      <w:pPr>
-        <w:spacing w:before="0" w:after="80"/>
-      </w:pPr>
-      <w:r>
-        <w:rPr>
-          <w:rFonts w:ascii="Arial" w:hAnsi="Arial" w:eastAsia="Arial" w:cs="Arial"/>
-          <w:b/>
-          <w:color w:val="000000"/>
-          <w:sz w:val="20"/>
-          <w:u w:val="none"/>
-        </w:rPr>
-        <w:t>Prerequisite(s):</w:t>
-      </w:r>
-    </w:p>
-    <w:p>
-      <w:pPr>
-        <w:spacing w:before="0" w:after="40"/>
-        <w:ind w:left="360" w:hanging="240"/>
-      </w:pPr>
-      <w:r>
-        <w:rPr>
-          <w:rFonts w:ascii="Arial" w:hAnsi="Arial" w:eastAsia="Arial" w:cs="Arial"/>
-          <w:b w:val="0"/>
-          <w:color w:val="000000"/>
-          <w:sz w:val="20"/>
-          <w:u w:val="none"/>
-        </w:rPr>
-        <w:t>1. TMS 2.0 is deployed and accessible.</w:t>
-      </w:r>
-    </w:p>
-    <w:p>
-      <w:pPr>
-        <w:spacing w:before="0" w:after="40"/>
-        <w:ind w:left="360" w:hanging="240"/>
-      </w:pPr>
-      <w:r>
-        <w:rPr>
-          <w:rFonts w:ascii="Arial" w:hAnsi="Arial" w:eastAsia="Arial" w:cs="Arial"/>
-          <w:b w:val="0"/>
-          <w:color w:val="000000"/>
-          <w:sz w:val="20"/>
-          <w:u w:val="none"/>
-        </w:rPr>
-        <w:t>2. A table has both upcoming reservations and completed or no-show reservations.</w:t>
-      </w:r>
-    </w:p>
-    <w:p>
-      <w:pPr>
-        <w:spacing w:before="0" w:after="80"/>
-      </w:pPr>
-      <w:r>
-        <w:rPr>
-          <w:rFonts w:ascii="Arial" w:hAnsi="Arial" w:eastAsia="Arial" w:cs="Arial"/>
-          <w:b/>
-          <w:color w:val="000000"/>
-          <w:sz w:val="20"/>
-          <w:u w:val="none"/>
-        </w:rPr>
-        <w:t>Step(s):</w:t>
-      </w:r>
-    </w:p>
-    <w:p>
-      <w:pPr>
-        <w:spacing w:before="0" w:after="40"/>
-        <w:ind w:left="360" w:hanging="240"/>
-      </w:pPr>
-      <w:r>
-        <w:rPr>
-          <w:rFonts w:ascii="Arial" w:hAnsi="Arial" w:eastAsia="Arial" w:cs="Arial"/>
-          <w:b w:val="0"/>
-          <w:color w:val="000000"/>
-          <w:sz w:val="20"/>
-          <w:u w:val="none"/>
-        </w:rPr>
-        <w:t>1. Start a new booking and select the table that has both upcoming and completed/no-show reservations.</w:t>
-      </w:r>
-    </w:p>
-    <w:p>
-      <w:pPr>
-        <w:spacing w:before="0" w:after="40"/>
-        <w:ind w:left="360" w:hanging="240"/>
-      </w:pPr>
-      <w:r>
-        <w:rPr>
-          <w:rFonts w:ascii="Arial" w:hAnsi="Arial" w:eastAsia="Arial" w:cs="Arial"/>
-          <w:b w:val="0"/>
-          <w:color w:val="000000"/>
-          <w:sz w:val="20"/>
-          <w:u w:val="none"/>
-        </w:rPr>
-        <w:t>2. Observe the reservation reminder popup.</w:t>
-      </w:r>
-    </w:p>
-    <w:p>
-      <w:pPr>
-        <w:spacing w:before="0" w:after="40"/>
-        <w:ind w:left="360" w:hanging="240"/>
-      </w:pPr>
-      <w:r>
-        <w:rPr>
-          <w:rFonts w:ascii="Arial" w:hAnsi="Arial" w:eastAsia="Arial" w:cs="Arial"/>
-          <w:b w:val="0"/>
-          <w:color w:val="000000"/>
-          <w:sz w:val="20"/>
-          <w:u w:val="none"/>
-        </w:rPr>
-        <w:t>3. Verify which reservations are listed.</w:t>
-      </w:r>
-    </w:p>
-    <w:p>
-      <w:pPr>
-        <w:spacing w:before="0" w:after="80"/>
-      </w:pPr>
-      <w:r>
-        <w:rPr>
-          <w:rFonts w:ascii="Arial" w:hAnsi="Arial" w:eastAsia="Arial" w:cs="Arial"/>
-          <w:b/>
-          <w:color w:val="000000"/>
-          <w:sz w:val="20"/>
-          <w:u w:val="none"/>
-        </w:rPr>
-        <w:t>Test Result(s):</w:t>
-      </w:r>
-    </w:p>
-    <w:p>
-      <w:pPr>
-        <w:spacing w:before="0" w:after="40"/>
-        <w:ind w:left="360" w:hanging="240"/>
-      </w:pPr>
-      <w:r>
-        <w:rPr>
-          <w:rFonts w:ascii="Arial" w:hAnsi="Arial" w:eastAsia="Arial" w:cs="Arial"/>
-          <w:b w:val="0"/>
-          <w:color w:val="000000"/>
-          <w:sz w:val="20"/>
-          <w:u w:val="none"/>
-        </w:rPr>
-        <w:t>1. Only upcoming reservations for the current or future service period are listed in the popup.</w:t>
-      </w:r>
-    </w:p>
-    <w:p>
-      <w:pPr>
-        <w:spacing w:before="0" w:after="40"/>
-        <w:ind w:left="360" w:hanging="240"/>
-      </w:pPr>
-      <w:r>
-        <w:rPr>
-          <w:rFonts w:ascii="Arial" w:hAnsi="Arial" w:eastAsia="Arial" w:cs="Arial"/>
-          <w:b w:val="0"/>
-          <w:color w:val="000000"/>
-          <w:sz w:val="20"/>
-          <w:u w:val="none"/>
-        </w:rPr>
-        <w:t>2. Completed and no-show reservations are not listed in the popup.</w:t>
-      </w:r>
-    </w:p>
-    <w:p>
-      <w:pPr>
-        <w:spacing w:before="0" w:after="40"/>
-        <w:ind w:left="360" w:hanging="240"/>
-      </w:pPr>
-      <w:r>
-        <w:rPr>
-          <w:rFonts w:ascii="Arial" w:hAnsi="Arial" w:eastAsia="Arial" w:cs="Arial"/>
-          <w:b w:val="0"/>
-          <w:color w:val="000000"/>
-          <w:sz w:val="20"/>
-          <w:u w:val="none"/>
-        </w:rPr>
-        <w:t>3. The message count reflects only the upcoming reservations.</w:t>
+        <w:t>4. Reservations belonging only to other combined or joined tables that do not include the booked table are not listed</w:t>
       </w:r>
     </w:p>
     <w:sectPr>
